--- a/output/paper_journal_format.docx
+++ b/output/paper_journal_format.docx
@@ -84,7 +84,7 @@
         <w:t xml:space="preserve">یافته‌ها: </w:t>
       </w:r>
       <w:r>
-        <w:t xml:space="preserve">مدل مفهومی برازش مطلوبی با داده‌ها داشت (۰/۰۴۹ = RMSEA؛ ۱/۵۰۸ = χ²/df). تقاضای شغلی اثر مثبت و معناداری بر خستگی عاطفی حسابرسان داشت (۰/۵۲۲ = β؛ ۰/۰۰۱ &gt; p؛ ۰/۴۶۳ = f²). این نتیجه نشان می‌دهد فصل‌های کاری فشرده و استانداردهای سخت‌گیرانه، منبع اصلی فشار شناختی و فرسایش عاطفی حسابرسان‌اند. تعهد عاطفی نیز برخلاف انتظار سنتی، نقش محافظتی نداشت و خستگی عاطفی را به‌طور معناداری تشدید کرد (۰/۳۵ = β؛ ۰/۰۰۱ &gt; p؛ ۰/۲۰۸ = f²). این یافته پارادوکسیکال را می‌توان با پدیده خودفرسایشی و تلاش‌های بیش از ظرفیت حسابرسان متعهد توضیح داد. در بین ابعاد تعارضات درون‌گروهی، پیامدهای پنهان آن بیشترین سهم را در فرسودگی روان‌شناختی داشت (۰/۵۷۸ = β؛ ۰/۰۰۱ &gt; p؛ ۰/۵۶۸ = f²). اندازه اثر تقاضای شغلی و تعارضات درون‌گروهی در سطح بزرگ و اندازه اثر تعهد عاطفی در سطح متوسط بود و همه مسیرهای ساختاری در سطح اطمینان ۹۹ درصد معنادار بودند.</w:t>
+        <w:t xml:space="preserve">مدل مفهومی برازش مطلوبی با داده‌ها داشت (۰/۰۱۹ = RMSEA؛ ۱/۰۷۷ = χ²/df). تقاضای شغلی اثر مثبت و معناداری بر خستگی عاطفی حسابرسان داشت (۰/۵۲۲ = β؛ ۰/۰۰۱ &gt; p؛ ۰/۴۶۳ = f²). این نتیجه نشان می‌دهد فصل‌های کاری فشرده و استانداردهای سخت‌گیرانه، منبع اصلی فشار شناختی و فرسایش عاطفی حسابرسان‌اند. تعهد عاطفی نیز برخلاف انتظار سنتی، نقش محافظتی نداشت و خستگی عاطفی را به‌طور معناداری تشدید کرد (۰/۳۵ = β؛ ۰/۰۰۱ &gt; p؛ ۰/۲۰۸ = f²). این یافته پارادوکسیکال را می‌توان با پدیده خودفرسایشی و تلاش‌های بیش از ظرفیت حسابرسان متعهد توضیح داد. در بین ابعاد تعارضات درون‌گروهی، پیامدهای پنهان آن بیشترین سهم را در فرسودگی روان‌شناختی داشت (۰/۵۷۸ = β؛ ۰/۰۰۱ &gt; p؛ ۰/۵۶۸ = f²). اندازه اثر تقاضای شغلی و تعارضات درون‌گروهی در سطح بزرگ و اندازه اثر تعهد عاطفی در سطح متوسط بود و همه مسیرهای ساختاری در سطح اطمینان ۹۹ درصد معنادار بودند.</w:t>
       </w:r>
     </w:p>
     <w:p>
@@ -758,7 +758,7 @@
         <w:rPr>
           <w:rtl/>
         </w:rPr>
-        <w:t xml:space="preserve">(می‌یر</w:t>
+        <w:t xml:space="preserve">(می‌یر، آلن و اسمیت</w:t>
       </w:r>
       <w:r>
         <w:rPr>
@@ -857,13 +857,24 @@
         <w:rPr>
           <w:rtl/>
         </w:rPr>
-        <w:t xml:space="preserve">، حسابرسانی که تعلق خاطر بیشتری به مؤسسه خود دارند، برای برآورده ساختن انتظارات و حفظ کیفیت کار، منابع شناختی و عاطفی بیشتری را فدا می‌کنند و در نتیجه، در مواجهه با تقاضای شغلی مفرط، سریع‌تر و شدیدتر در دام خستگی عاطفی گرفتار می‌شوند (برکوویچ و </w:t>
-      </w:r>
-      <w:r>
-        <w:rPr>
-          <w:rtl/>
-        </w:rPr>
-        <w:t xml:space="preserve">ایال</w:t>
+        <w:t xml:space="preserve">، حسابرسانی که تعلق خاطر بیشتری به مؤسسه خود دارند، برای برآورده ساختن انتظارات و حفظ کیفیت کار، منابع شناختی و عاطفی بیشتری را فدا می‌کنند و در نتیجه، در مواجهه با تقاضای شغلی مفرط، سریع‌تر و شدیدتر در دام خستگی عاطفی گرفتار می‌شوند</w:t>
+      </w:r>
+      <w:r>
+        <w:rPr>
+          <w:rtl/>
+        </w:rPr>
+        <w:t xml:space="preserve">.</w:t>
+      </w:r>
+    </w:p>
+    <w:p>
+      <w:pPr>
+        <w:pStyle w:val="2"/>
+      </w:pPr>
+      <w:r>
+        <w:rPr>
+          <w:rtl/>
+        </w:rPr>
+        <w:t xml:space="preserve">برای کنترل خطای اندازه‌گیری و مواجهه با توزیع غیرنرمال داده‌ها، پژوهش حاضر نوآوری روش‌شناختی نوینی را با پیاده‌سازی مدل‌سازی معادلات ساختاری محاسباتی در بستر زبان برنامه‌نویسی پایتون</w:t>
       </w:r>
       <w:r>
         <w:rPr>
@@ -875,30 +886,39 @@
           <w:szCs w:val="22"/>
           <w:rtl/>
         </w:rPr>
-        <w:footnoteReference w:id="24"/>
-      </w:r>
-      <w:r>
-        <w:rPr>
-          <w:rtl/>
-        </w:rPr>
-        <w:t xml:space="preserve">، ۲۰۲۲)</w:t>
-      </w:r>
-      <w:r>
-        <w:rPr>
-          <w:rtl/>
-        </w:rPr>
-        <w:t xml:space="preserve">.</w:t>
-      </w:r>
-    </w:p>
-    <w:p>
-      <w:pPr>
-        <w:pStyle w:val="2"/>
-      </w:pPr>
-      <w:r>
-        <w:rPr>
-          <w:rtl/>
-        </w:rPr>
-        <w:t xml:space="preserve">برای کنترل خطای اندازه‌گیری و مواجهه با توزیع غیرنرمال داده‌ها، پژوهش حاضر نوآوری روش‌شناختی نوینی را با پیاده‌سازی مدل‌سازی معادلات ساختاری محاسباتی در بستر زبان برنامه‌نویسی پایتون</w:t>
+        <w:footnoteReference w:id="25"/>
+      </w:r>
+      <w:r>
+        <w:rPr/>
+        <w:t xml:space="preserve"> (PySEM) </w:t>
+      </w:r>
+      <w:r>
+        <w:rPr>
+          <w:rtl/>
+        </w:rPr>
+        <w:t xml:space="preserve">معرفی می‌کند. استفاده از الگوریتم‌های کتابخانه </w:t>
+      </w:r>
+      <w:r>
+        <w:rPr/>
+        <w:t xml:space="preserve">semopy</w:t>
+      </w:r>
+      <w:r>
+        <w:rPr>
+          <w:rtl/>
+        </w:rPr>
+        <w:t xml:space="preserve">، امکان کنترل دقیق خطاهای اندازه‌گیری و استفاده از برآوردگرهای مقاوم را فراهم می‌آورد (ایگولکینا و مشچریاکوف</w:t>
+      </w:r>
+      <w:r>
+        <w:rPr>
+          <w:rtl/>
+        </w:rPr>
+        <w:t xml:space="preserve"/>
+      </w:r>
+      <w:r>
+        <w:rPr>
+          <w:rtl/>
+        </w:rPr>
+        <w:t xml:space="preserve"/>
       </w:r>
       <w:r>
         <w:rPr>
@@ -910,50 +930,6 @@
           <w:szCs w:val="22"/>
           <w:rtl/>
         </w:rPr>
-        <w:footnoteReference w:id="25"/>
-      </w:r>
-      <w:r>
-        <w:rPr/>
-        <w:t xml:space="preserve"> (PySEM) </w:t>
-      </w:r>
-      <w:r>
-        <w:rPr>
-          <w:rtl/>
-        </w:rPr>
-        <w:t xml:space="preserve">معرفی می‌کند. استفاده از الگوریتم‌های کتابخانه </w:t>
-      </w:r>
-      <w:r>
-        <w:rPr/>
-        <w:t xml:space="preserve">semopy</w:t>
-      </w:r>
-      <w:r>
-        <w:rPr>
-          <w:rtl/>
-        </w:rPr>
-        <w:t xml:space="preserve">، امکان کنترل دقیق خطاهای اندازه‌گیری و استفاده از برآوردگرهای مقاوم را فراهم می‌آورد (ایگولکینا و مشچریاکوف</w:t>
-      </w:r>
-      <w:r>
-        <w:rPr>
-          <w:rtl/>
-        </w:rPr>
-        <w:t xml:space="preserve"/>
-      </w:r>
-      <w:r>
-        <w:rPr>
-          <w:rtl/>
-        </w:rPr>
-        <w:t xml:space="preserve"/>
-      </w:r>
-      <w:r>
-        <w:rPr>
-          <w:rStyle w:val="FootnoteReference"/>
-          <w:rFonts w:ascii="Times New Roman" w:hAnsi="Times New Roman" w:cs="B Zar"/>
-          <w:b w:val="0"/>
-          <w:bCs w:val="0"/>
-          <w:sz w:val="20"/>
-          <w:szCs w:val="22"/>
-          <w:rtl/>
-        </w:rPr>
         <w:footnoteReference w:id="26"/>
       </w:r>
       <w:r>
@@ -1430,7 +1406,7 @@
         <w:rPr>
           <w:rtl/>
         </w:rPr>
-        <w:t xml:space="preserve">، ۲۰۲۰).</w:t>
+        <w:t xml:space="preserve">، ۲۰۱۰).</w:t>
       </w:r>
     </w:p>
     <w:p>
@@ -1468,17 +1444,17 @@
         <w:rPr>
           <w:rtl/>
         </w:rPr>
-        <w:t xml:space="preserve">حیاتی شناخته می‌شود. در چارچوب نظریه حمایت اجتماعی، کار گروهی منسجم می‌تواند به عنوان یک ضربه‌گیر</w:t>
+        <w:t xml:space="preserve">حیاتی شناخته می‌شود. با این حال، در فصل‌های شلوغ حسابرسی، حجم کار هفتگی به حدود ۶۳ ساعت می‌رسد و فرسودگی شغلی به‌طور چشمگیر افزایش می‌یابد (</w:t>
       </w:r>
       <w:r>
         <w:rPr/>
-        <w:t xml:space="preserve"> </w:t>
-      </w:r>
-      <w:r>
-        <w:rPr>
-          <w:rtl/>
-        </w:rPr>
-        <w:t xml:space="preserve">عمل کرده و اثرات فرسایشی تقاضای شغلی را خنثی نماید (سویینی و سمرس</w:t>
+        <w:t xml:space="preserve"/>
+      </w:r>
+      <w:r>
+        <w:rPr>
+          <w:rtl/>
+        </w:rPr>
+        <w:t xml:space="preserve">سویینی و سمرس</w:t>
       </w:r>
       <w:r>
         <w:rPr>
@@ -1495,7 +1471,7 @@
         <w:rPr>
           <w:rtl/>
         </w:rPr>
-        <w:t xml:space="preserve">، ۲۰۲۰).</w:t>
+        <w:t xml:space="preserve">، ۲۰۰۲).</w:t>
       </w:r>
     </w:p>
     <w:p>
@@ -1750,7 +1726,7 @@
         <w:rPr>
           <w:rtl/>
         </w:rPr>
-        <w:t xml:space="preserve">ایسواری</w:t>
+        <w:t xml:space="preserve">فوگارتی و همکاران</w:t>
       </w:r>
       <w:r>
         <w:rPr>
@@ -1761,7 +1737,7 @@
           <w:szCs w:val="22"/>
           <w:rtl/>
         </w:rPr>
-        <w:footnoteReference w:id="45"/>
+        <w:footnoteReference w:id="46"/>
       </w:r>
       <w:r>
         <w:rPr>
@@ -1773,13 +1749,221 @@
         <w:rPr>
           <w:rtl/>
         </w:rPr>
-        <w:t xml:space="preserve">۲۰۲۰</w:t>
-      </w:r>
-      <w:r>
-        <w:rPr>
-          <w:rtl/>
-        </w:rPr>
-        <w:t xml:space="preserve">؛ فوگارتی و همکاران</w:t>
+        <w:t xml:space="preserve">۲۰۰۰</w:t>
+      </w:r>
+      <w:r>
+        <w:rPr>
+          <w:rtl/>
+        </w:rPr>
+        <w:t xml:space="preserve">)</w:t>
+      </w:r>
+      <w:r>
+        <w:rPr>
+          <w:rtl/>
+        </w:rPr>
+        <w:t xml:space="preserve">.</w:t>
+      </w:r>
+    </w:p>
+    <w:p>
+      <w:pPr>
+        <w:pStyle w:val="2"/>
+      </w:pPr>
+      <w:r>
+        <w:rPr>
+          <w:rtl/>
+        </w:rPr>
+        <w:t>تعهد سازمانی عبارت است از توان نسبی فرد در مشارکت و همراهی با یک سازمان خاص</w:t>
+      </w:r>
+      <w:r>
+        <w:rPr>
+          <w:rtl/>
+        </w:rPr>
+        <w:t xml:space="preserve"> </w:t>
+      </w:r>
+      <w:r>
+        <w:rPr>
+          <w:rtl/>
+        </w:rPr>
+        <w:t xml:space="preserve">(مودای، پورتر و استیرز</w:t>
+      </w:r>
+      <w:r>
+        <w:rPr>
+          <w:rFonts w:cs="B Zar"/>
+          <w:b w:val="0"/>
+          <w:bCs w:val="0"/>
+          <w:szCs w:val="22"/>
+          <w:vertAlign w:val="superscript"/>
+          <w:rtl/>
+        </w:rPr>
+        <w:footnoteReference w:id="48"/>
+      </w:r>
+      <w:r>
+        <w:rPr>
+          <w:rtl/>
+        </w:rPr>
+        <w:t xml:space="preserve">، </w:t>
+      </w:r>
+      <w:r>
+        <w:rPr>
+          <w:rtl/>
+        </w:rPr>
+        <w:t>۱۹۸۲</w:t>
+      </w:r>
+      <w:r>
+        <w:rPr>
+          <w:rtl/>
+        </w:rPr>
+        <w:t>).</w:t>
+      </w:r>
+      <w:r>
+        <w:rPr>
+          <w:rtl/>
+        </w:rPr>
+        <w:t xml:space="preserve"> </w:t>
+      </w:r>
+      <w:r>
+        <w:rPr>
+          <w:rtl/>
+        </w:rPr>
+        <w:t xml:space="preserve">در حالی که مطالعات اولیه، تعهد سازمانی را متغیری تک‌بعدی می‌دانستند، مدل سه‌جزئی </w:t>
+      </w:r>
+      <w:r>
+        <w:rPr>
+          <w:rtl/>
+        </w:rPr>
+        <w:t>می‌یر و آلن</w:t>
+      </w:r>
+      <w:r>
+        <w:rPr>
+          <w:rFonts w:cs="B Zar"/>
+          <w:b w:val="0"/>
+          <w:bCs w:val="0"/>
+          <w:szCs w:val="22"/>
+          <w:vertAlign w:val="superscript"/>
+          <w:rtl/>
+        </w:rPr>
+        <w:footnoteReference w:id="49"/>
+      </w:r>
+      <w:r>
+        <w:rPr>
+          <w:rtl/>
+        </w:rPr>
+        <w:t xml:space="preserve"> </w:t>
+      </w:r>
+      <w:r>
+        <w:rPr>
+          <w:rtl/>
+        </w:rPr>
+        <w:t>(۱۹۹۱) آن را به سه بعد تفکیک کرد: تعهد مستمر (ناشی از هزینه‌های ترک سازمان)، تعهد هنجاری (احساس دین اخلاقی) و تعهد عاطفی</w:t>
+      </w:r>
+      <w:r>
+        <w:rPr>
+          <w:rtl/>
+        </w:rPr>
+        <w:t xml:space="preserve">. </w:t>
+      </w:r>
+      <w:r>
+        <w:rPr>
+          <w:rtl/>
+        </w:rPr>
+        <w:t>تعهد عاطفی</w:t>
+      </w:r>
+      <w:r>
+        <w:rPr/>
+        <w:t xml:space="preserve"> </w:t>
+      </w:r>
+      <w:r>
+        <w:rPr>
+          <w:rtl/>
+        </w:rPr>
+        <w:t xml:space="preserve">به وابستگی احساسی کارکنان، شناخت دقیق آن‌ها از اهداف سازمانی و مشارکت فعال در تحقق آن‌ها اشاره دارد </w:t>
+      </w:r>
+      <w:r>
+        <w:rPr>
+          <w:rtl/>
+        </w:rPr>
+        <w:t xml:space="preserve">(می‌یر و آلن</w:t>
+      </w:r>
+      <w:r>
+        <w:rPr>
+          <w:rFonts w:cs="B Zar"/>
+          <w:b w:val="0"/>
+          <w:bCs w:val="0"/>
+          <w:szCs w:val="22"/>
+          <w:vertAlign w:val="superscript"/>
+          <w:rtl/>
+        </w:rPr>
+        <w:footnoteReference w:id="50"/>
+      </w:r>
+      <w:r>
+        <w:rPr>
+          <w:rtl/>
+        </w:rPr>
+        <w:t xml:space="preserve">، </w:t>
+      </w:r>
+      <w:r>
+        <w:rPr>
+          <w:rtl/>
+        </w:rPr>
+        <w:t>۱۹۹۷</w:t>
+      </w:r>
+      <w:r>
+        <w:rPr>
+          <w:rtl/>
+        </w:rPr>
+        <w:t xml:space="preserve">). </w:t>
+      </w:r>
+      <w:r>
+        <w:rPr>
+          <w:rtl/>
+        </w:rPr>
+        <w:t xml:space="preserve">این نوع تعهد، نمایانگر «احساس مثبت نسبت به سازمان» است که با حس افتخار تعلق به یک مجموعه و تلاش برای موفقیت آن همراه است </w:t>
+      </w:r>
+      <w:r>
+        <w:rPr>
+          <w:rtl/>
+        </w:rPr>
+        <w:t xml:space="preserve">(کوهن</w:t>
+      </w:r>
+      <w:r>
+        <w:rPr>
+          <w:rFonts w:cs="B Zar"/>
+          <w:b w:val="0"/>
+          <w:bCs w:val="0"/>
+          <w:szCs w:val="22"/>
+          <w:vertAlign w:val="superscript"/>
+          <w:rtl/>
+        </w:rPr>
+        <w:footnoteReference w:id="51"/>
+      </w:r>
+      <w:r>
+        <w:rPr>
+          <w:rtl/>
+        </w:rPr>
+        <w:t xml:space="preserve">، </w:t>
+      </w:r>
+      <w:r>
+        <w:rPr>
+          <w:rtl/>
+        </w:rPr>
+        <w:t>۲۰۰۳</w:t>
+      </w:r>
+      <w:r>
+        <w:rPr>
+          <w:rtl/>
+        </w:rPr>
+        <w:t>) .</w:t>
+      </w:r>
+    </w:p>
+    <w:p>
+      <w:pPr>
+        <w:pStyle w:val="2"/>
+      </w:pPr>
+      <w:r>
+        <w:rPr>
+          <w:rtl/>
+        </w:rPr>
+        <w:t xml:space="preserve">برخلاف یافته‌های رایج که تعهد به مؤسسه را با فرسودگی کمتر حسابرسان مرتبط می‌دانند (هردا و لاول</w:t>
       </w:r>
       <w:r>
         <w:rPr>
@@ -1790,279 +1974,13 @@
           <w:szCs w:val="22"/>
           <w:rtl/>
         </w:rPr>
-        <w:footnoteReference w:id="46"/>
-      </w:r>
-      <w:r>
-        <w:rPr>
-          <w:rtl/>
-        </w:rPr>
-        <w:t xml:space="preserve">، </w:t>
-      </w:r>
-      <w:r>
-        <w:rPr>
-          <w:rtl/>
-        </w:rPr>
-        <w:t xml:space="preserve">۲۰۰۰</w:t>
-      </w:r>
-      <w:r>
-        <w:rPr>
-          <w:rtl/>
-        </w:rPr>
-        <w:t xml:space="preserve">؛ دیتز، پولمان و شولتسه‌بوشوف</w:t>
-      </w:r>
-      <w:r>
-        <w:rPr>
-          <w:rStyle w:val="FootnoteReference"/>
-          <w:rFonts w:cs="B Zar"/>
-          <w:b w:val="0"/>
-          <w:bCs w:val="0"/>
-          <w:szCs w:val="22"/>
-          <w:rtl/>
-        </w:rPr>
-        <w:footnoteReference w:id="47"/>
-      </w:r>
-      <w:r>
-        <w:rPr>
-          <w:rtl/>
-        </w:rPr>
-        <w:t xml:space="preserve">، </w:t>
-      </w:r>
-      <w:r>
-        <w:rPr>
-          <w:rtl/>
-        </w:rPr>
-        <w:t xml:space="preserve">۲۰۱۲</w:t>
-      </w:r>
-      <w:r>
-        <w:rPr>
-          <w:rtl/>
-        </w:rPr>
-        <w:t xml:space="preserve">)</w:t>
-      </w:r>
-      <w:r>
-        <w:rPr>
-          <w:rtl/>
-        </w:rPr>
-        <w:t xml:space="preserve">.</w:t>
-      </w:r>
-    </w:p>
-    <w:p>
-      <w:pPr>
-        <w:pStyle w:val="2"/>
-      </w:pPr>
-      <w:r>
-        <w:rPr>
-          <w:rtl/>
-        </w:rPr>
-        <w:t>تعهد سازمانی عبارت است از توان نسبی فرد در مشارکت و همراهی با یک سازمان خاص</w:t>
-      </w:r>
-      <w:r>
-        <w:rPr>
-          <w:rtl/>
-        </w:rPr>
-        <w:t xml:space="preserve"> </w:t>
-      </w:r>
-      <w:r>
-        <w:rPr>
-          <w:rtl/>
-        </w:rPr>
-        <w:t xml:space="preserve">(مودای، پورتر و استیرز</w:t>
-      </w:r>
-      <w:r>
-        <w:rPr>
-          <w:rFonts w:cs="B Zar"/>
-          <w:b w:val="0"/>
-          <w:bCs w:val="0"/>
-          <w:szCs w:val="22"/>
-          <w:vertAlign w:val="superscript"/>
-          <w:rtl/>
-        </w:rPr>
-        <w:footnoteReference w:id="48"/>
-      </w:r>
-      <w:r>
-        <w:rPr>
-          <w:rtl/>
-        </w:rPr>
-        <w:t xml:space="preserve">، </w:t>
-      </w:r>
-      <w:r>
-        <w:rPr>
-          <w:rtl/>
-        </w:rPr>
-        <w:t>۱۹۸۲</w:t>
-      </w:r>
-      <w:r>
-        <w:rPr>
-          <w:rtl/>
-        </w:rPr>
-        <w:t>).</w:t>
-      </w:r>
-      <w:r>
-        <w:rPr>
-          <w:rtl/>
-        </w:rPr>
-        <w:t xml:space="preserve"> </w:t>
-      </w:r>
-      <w:r>
-        <w:rPr>
-          <w:rtl/>
-        </w:rPr>
-        <w:t xml:space="preserve">در حالی که مطالعات اولیه، تعهد سازمانی را متغیری تک‌بعدی می‌دانستند، مدل سه‌جزئی </w:t>
-      </w:r>
-      <w:r>
-        <w:rPr>
-          <w:rtl/>
-        </w:rPr>
-        <w:t>می‌یر و آلن</w:t>
-      </w:r>
-      <w:r>
-        <w:rPr>
-          <w:rFonts w:cs="B Zar"/>
-          <w:b w:val="0"/>
-          <w:bCs w:val="0"/>
-          <w:szCs w:val="22"/>
-          <w:vertAlign w:val="superscript"/>
-          <w:rtl/>
-        </w:rPr>
-        <w:footnoteReference w:id="49"/>
-      </w:r>
-      <w:r>
-        <w:rPr>
-          <w:rtl/>
-        </w:rPr>
-        <w:t xml:space="preserve"> </w:t>
-      </w:r>
-      <w:r>
-        <w:rPr>
-          <w:rtl/>
-        </w:rPr>
-        <w:t>(۱۹۹۱) آن را به سه بعد تفکیک کرد: تعهد مستمر (ناشی از هزینه‌های ترک سازمان)، تعهد هنجاری (احساس دین اخلاقی) و تعهد عاطفی</w:t>
-      </w:r>
-      <w:r>
-        <w:rPr>
-          <w:rtl/>
-        </w:rPr>
-        <w:t xml:space="preserve">. </w:t>
-      </w:r>
-      <w:r>
-        <w:rPr>
-          <w:rtl/>
-        </w:rPr>
-        <w:t>تعهد عاطفی</w:t>
-      </w:r>
-      <w:r>
-        <w:rPr/>
-        <w:t xml:space="preserve"> </w:t>
-      </w:r>
-      <w:r>
-        <w:rPr>
-          <w:rtl/>
-        </w:rPr>
-        <w:t xml:space="preserve">به وابستگی احساسی کارکنان، شناخت دقیق آن‌ها از اهداف سازمانی و مشارکت فعال در تحقق آن‌ها اشاره دارد </w:t>
-      </w:r>
-      <w:r>
-        <w:rPr>
-          <w:rtl/>
-        </w:rPr>
-        <w:t xml:space="preserve">(می‌یر، آلن و بکستد</w:t>
-      </w:r>
-      <w:r>
-        <w:rPr>
-          <w:rFonts w:cs="B Zar"/>
-          <w:b w:val="0"/>
-          <w:bCs w:val="0"/>
-          <w:szCs w:val="22"/>
-          <w:vertAlign w:val="superscript"/>
-          <w:rtl/>
-        </w:rPr>
-        <w:footnoteReference w:id="50"/>
-      </w:r>
-      <w:r>
-        <w:rPr>
-          <w:rtl/>
-        </w:rPr>
-        <w:t xml:space="preserve">، </w:t>
-      </w:r>
-      <w:r>
-        <w:rPr>
-          <w:rtl/>
-        </w:rPr>
-        <w:t>۱۹۹۷</w:t>
-      </w:r>
-      <w:r>
-        <w:rPr>
-          <w:rtl/>
-        </w:rPr>
-        <w:t xml:space="preserve">). </w:t>
-      </w:r>
-      <w:r>
-        <w:rPr>
-          <w:rtl/>
-        </w:rPr>
-        <w:t xml:space="preserve">این نوع تعهد، نمایانگر «احساس مثبت نسبت به سازمان» است که با حس افتخار تعلق به یک مجموعه و تلاش برای موفقیت آن همراه است </w:t>
-      </w:r>
-      <w:r>
-        <w:rPr>
-          <w:rtl/>
-        </w:rPr>
-        <w:t>(کوهن و همکاران</w:t>
-      </w:r>
-      <w:r>
-        <w:rPr>
-          <w:rFonts w:cs="B Zar"/>
-          <w:b w:val="0"/>
-          <w:bCs w:val="0"/>
-          <w:szCs w:val="22"/>
-          <w:vertAlign w:val="superscript"/>
-          <w:rtl/>
-        </w:rPr>
-        <w:footnoteReference w:id="51"/>
-      </w:r>
-      <w:r>
-        <w:rPr>
-          <w:rtl/>
-        </w:rPr>
-        <w:t xml:space="preserve">، </w:t>
-      </w:r>
-      <w:r>
-        <w:rPr>
-          <w:rtl/>
-        </w:rPr>
-        <w:t>۲۰۰۳</w:t>
-      </w:r>
-      <w:r>
-        <w:rPr>
-          <w:rtl/>
-        </w:rPr>
-        <w:t>) .</w:t>
-      </w:r>
-    </w:p>
-    <w:p>
-      <w:pPr>
-        <w:pStyle w:val="2"/>
-      </w:pPr>
-      <w:r>
-        <w:rPr>
-          <w:rtl/>
-        </w:rPr>
-        <w:t xml:space="preserve">در مؤسسات حسابرسی، فداکاری سازمانی بیش‌ازحد، موجب می‌شود که افراد متعهدتر، با سرعت بیشتری منابع روان‌شناختی خود را تخلیه کرده و شدیدتر در دام خستگی عاطفی گرفتار شوند (هردا و لاول</w:t>
-      </w:r>
-      <w:r>
-        <w:rPr>
-          <w:rStyle w:val="FootnoteReference"/>
-          <w:rFonts w:cs="B Zar"/>
-          <w:b w:val="0"/>
-          <w:bCs w:val="0"/>
-          <w:szCs w:val="22"/>
-          <w:rtl/>
-        </w:rPr>
         <w:footnoteReference w:id="52"/>
       </w:r>
       <w:r>
         <w:rPr>
           <w:rtl/>
         </w:rPr>
-        <w:t xml:space="preserve">، ۲۰۱۲). بنابراین، بر خلاف انتظار رویکردهای سنتی، پیش‌بینی می‌شود که در محیط پرفشار حسابرسی، تعهد عاطفی نقشی فزاینده در ایجاد خستگی داشته باشد.</w:t>
+        <w:t xml:space="preserve">، ۲۰۱۲)، در محیط پرفشار حسابرسی فداکاری سازمانی بیش‌ازحد ممکن است افراد متعهدتر را با سرعت بیشتری دچار تخلیه منابع روان‌شناختی و خستگی عاطفی کند. بنابراین، بر خلاف انتظار رویکردهای سنتی، پیش‌بینی می‌شود که در محیط پرفشار حسابرسی، تعهد عاطفی نقشی فزاینده در ایجاد خستگی داشته باشد.</w:t>
       </w:r>
     </w:p>
     <w:p>
@@ -2417,7 +2335,13 @@
         <w:rPr>
           <w:rtl/>
         </w:rPr>
-        <w:t xml:space="preserve">ویچاکسانا و ویجایانتی</w:t>
+        <w:t xml:space="preserve">کنسیسیون و </w:t>
+      </w:r>
+      <w:r>
+        <w:rPr>
+          <w:rtl/>
+        </w:rPr>
+        <w:t xml:space="preserve">پالما-موریرا</w:t>
       </w:r>
       <w:r>
         <w:rPr>
@@ -2429,7 +2353,7 @@
           <w:szCs w:val="22"/>
           <w:rtl/>
         </w:rPr>
-        <w:footnoteReference w:id="54"/>
+        <w:footnoteReference w:id="55"/>
       </w:r>
       <w:r>
         <w:rPr>
@@ -2444,42 +2368,311 @@
         <w:t xml:space="preserve">(۲۰۲۵)</w:t>
       </w:r>
       <w:r>
+        <w:rPr>
+          <w:rtl/>
+        </w:rPr>
+        <w:t xml:space="preserve"> </w:t>
+      </w:r>
+      <w:r>
+        <w:rPr>
+          <w:rtl/>
+        </w:rPr>
+        <w:t xml:space="preserve">در مطالعه‌ای روی ۳۲۵ شاغل در سازمان‌های پرتغال، رابطه استرس شغلی، فرسودگی و عملکرد ادراک‌شده را بررسی کردند.</w:t>
+      </w:r>
+      <w:r>
         <w:rPr/>
+        <w:t xml:space="preserve"> نتایج نشان داد تنها استرس ناشی از حجم کار با خستگی عاطفی رابطه مثبت و معنادار دارد و رژیم کاری رابطه استرس شرایط کار و خستگی را تعدیل می‌کند.</w:t>
+      </w:r>
+    </w:p>
+    <w:p>
+      <w:pPr>
+        <w:pStyle w:val="2"/>
+      </w:pPr>
+      <w:r>
+        <w:rPr>
+          <w:rtl/>
+        </w:rPr>
+        <w:t xml:space="preserve">خان</w:t>
+      </w:r>
+      <w:r>
+        <w:rPr>
+          <w:rtl/>
+        </w:rPr>
+        <w:t xml:space="preserve"> و همکاران</w:t>
+      </w:r>
+      <w:r>
+        <w:rPr>
+          <w:rStyle w:val="FootnoteReference"/>
+          <w:rFonts w:ascii="Times New Roman Bold" w:eastAsia="Calibri" w:hAnsi="Times New Roman Bold" w:cs="B Zar"/>
+          <w:color w:val="000000"/>
+          <w:sz w:val="22"/>
+          <w:szCs w:val="22"/>
+          <w:rtl/>
+        </w:rPr>
+        <w:footnoteReference w:id="56"/>
+      </w:r>
+      <w:r>
+        <w:rPr>
+          <w:rtl/>
+        </w:rPr>
         <w:t xml:space="preserve"> </w:t>
       </w:r>
       <w:r>
         <w:rPr>
           <w:rtl/>
         </w:rPr>
-        <w:t xml:space="preserve">در پژوهشی روی حسابرسان شاغل در مؤسسات حسابرسی</w:t>
-      </w:r>
-      <w:r>
-        <w:rPr/>
+        <w:t xml:space="preserve">(۲۰۲۰)</w:t>
+      </w:r>
+      <w:r>
+        <w:rPr>
+          <w:rtl/>
+        </w:rPr>
+        <w:t xml:space="preserve"> در مطالعه‌ای روی ۳۰۸ کارمند بخش مخابرات، اثر رهبری تحول‌آفرین بر عملکرد کاری، فرسودگی و تنبلی اجتماعی را با نقش میانجی انگیزش درونی بررسی کردند؛ رهبری تحول‌آفرین با عملکرد کاری رابطه مثبت داشت، اما اثر غیرمستقیم آن بر فرسودگی معنادار نبود. </w:t>
+      </w:r>
+      <w:r>
+        <w:rPr>
+          <w:rtl/>
+        </w:rPr>
+        <w:t xml:space="preserve">یوستینا و والرینا </w:t>
+      </w:r>
+      <w:r>
+        <w:rPr>
+          <w:rStyle w:val="FootnoteReference"/>
+          <w:rFonts w:cs="B Zar"/>
+          <w:color w:val="000000"/>
+          <w:sz w:val="22"/>
+          <w:szCs w:val="22"/>
+          <w:rtl/>
+        </w:rPr>
+        <w:footnoteReference w:id="57"/>
+      </w:r>
+      <w:r>
+        <w:rPr>
+          <w:rtl/>
+        </w:rPr>
+        <w:t xml:space="preserve"> (</w:t>
+      </w:r>
+      <w:r>
+        <w:rPr>
+          <w:rtl/>
+        </w:rPr>
+        <w:t xml:space="preserve">۲۰۱۸)</w:t>
+      </w:r>
+      <w:r>
+        <w:rPr>
+          <w:rtl/>
+        </w:rPr>
+        <w:t xml:space="preserve"> در پی پاسخ به این سوال که </w:t>
+      </w:r>
+      <w:r>
+        <w:rPr>
+          <w:rtl/>
+        </w:rPr>
+        <w:t xml:space="preserve">آ</w:t>
+      </w:r>
+      <w:r>
+        <w:rPr>
+          <w:rtl/>
+        </w:rPr>
+        <w:t xml:space="preserve">ی</w:t>
+      </w:r>
+      <w:r>
+        <w:rPr>
+          <w:rtl/>
+        </w:rPr>
+        <w:t xml:space="preserve">ا</w:t>
+      </w:r>
+      <w:r>
+        <w:rPr>
+          <w:rtl/>
+        </w:rPr>
+        <w:t xml:space="preserve"> تعارض خانواده و </w:t>
+      </w:r>
+      <w:r>
+        <w:rPr>
+          <w:rtl/>
+        </w:rPr>
+        <w:t xml:space="preserve">کار</w:t>
+      </w:r>
+      <w:r>
+        <w:rPr>
+          <w:rtl/>
+        </w:rPr>
+        <w:t xml:space="preserve"> بر عملکرد حسابرس تأث</w:t>
+      </w:r>
+      <w:r>
+        <w:rPr>
+          <w:rtl/>
+        </w:rPr>
+        <w:t xml:space="preserve">ی</w:t>
+      </w:r>
+      <w:r>
+        <w:rPr>
+          <w:rtl/>
+        </w:rPr>
+        <w:t xml:space="preserve">ر</w:t>
+      </w:r>
+      <w:r>
+        <w:rPr>
+          <w:rtl/>
+        </w:rPr>
         <w:t xml:space="preserve"> </w:t>
       </w:r>
       <w:r>
         <w:rPr>
           <w:rtl/>
         </w:rPr>
-        <w:t xml:space="preserve">جاکارتا، به بررسی اثر تعارض کا</w:t>
-      </w:r>
-      <w:r>
-        <w:rPr>
-          <w:rtl/>
-        </w:rPr>
-        <w:t xml:space="preserve">ر</w:t>
-      </w:r>
-      <w:r>
-        <w:rPr>
-          <w:rtl/>
-        </w:rPr>
-        <w:t xml:space="preserve"> - </w:t>
-      </w:r>
-      <w:r>
-        <w:rPr>
-          <w:rtl/>
-        </w:rPr>
-        <w:t xml:space="preserve">خانواده</w:t>
+        <w:t xml:space="preserve">م</w:t>
+      </w:r>
+      <w:r>
+        <w:rPr>
+          <w:rtl/>
+        </w:rPr>
+        <w:t xml:space="preserve">ی‌</w:t>
+      </w:r>
+      <w:r>
+        <w:rPr>
+          <w:rtl/>
+        </w:rPr>
+        <w:t xml:space="preserve">گذارد</w:t>
+      </w:r>
+      <w:r>
+        <w:rPr>
+          <w:rtl/>
+        </w:rPr>
+        <w:t xml:space="preserve">؟ نقش واسطه</w:t>
+      </w:r>
+      <w:r>
+        <w:rPr>
+          <w:rtl/>
+        </w:rPr>
+        <w:t xml:space="preserve">‌</w:t>
+      </w:r>
+      <w:r>
+        <w:rPr>
+          <w:rtl/>
+        </w:rPr>
+        <w:t xml:space="preserve">ا</w:t>
+      </w:r>
+      <w:r>
+        <w:rPr>
+          <w:rtl/>
+        </w:rPr>
+        <w:t xml:space="preserve">ی</w:t>
+      </w:r>
+      <w:r>
+        <w:rPr>
+          <w:rtl/>
+        </w:rPr>
+        <w:t xml:space="preserve"> خستگ</w:t>
+      </w:r>
+      <w:r>
+        <w:rPr>
+          <w:rtl/>
+        </w:rPr>
+        <w:t xml:space="preserve">ی</w:t>
+      </w:r>
+      <w:r>
+        <w:rPr>
+          <w:rtl/>
+        </w:rPr>
+        <w:t xml:space="preserve"> عاطف</w:t>
+      </w:r>
+      <w:r>
+        <w:rPr>
+          <w:rtl/>
+        </w:rPr>
+        <w:t xml:space="preserve">ی</w:t>
+      </w:r>
+      <w:r>
+        <w:rPr>
+          <w:rtl/>
+        </w:rPr>
+        <w:t xml:space="preserve"> و رضا</w:t>
+      </w:r>
+      <w:r>
+        <w:rPr>
+          <w:rtl/>
+        </w:rPr>
+        <w:t xml:space="preserve">ی</w:t>
+      </w:r>
+      <w:r>
+        <w:rPr>
+          <w:rtl/>
+        </w:rPr>
+        <w:t xml:space="preserve">ت</w:t>
+      </w:r>
+      <w:r>
+        <w:rPr>
+          <w:rtl/>
+        </w:rPr>
+        <w:t xml:space="preserve"> شغل</w:t>
+      </w:r>
+      <w:r>
+        <w:rPr>
+          <w:rtl/>
+        </w:rPr>
+        <w:t xml:space="preserve">ی</w:t>
+      </w:r>
+      <w:r>
+        <w:rPr>
+          <w:rtl/>
+        </w:rPr>
+        <w:t xml:space="preserve"> را</w:t>
+      </w:r>
+      <w:r>
+        <w:rPr>
+          <w:rtl/>
+        </w:rPr>
+        <w:t xml:space="preserve"> بررسی کردند. </w:t>
+      </w:r>
+      <w:r>
+        <w:rPr>
+          <w:rtl/>
+        </w:rPr>
+        <w:t xml:space="preserve">نتا</w:t>
+      </w:r>
+      <w:r>
+        <w:rPr>
+          <w:rtl/>
+        </w:rPr>
+        <w:t xml:space="preserve">ی</w:t>
+      </w:r>
+      <w:r>
+        <w:rPr>
+          <w:rtl/>
+        </w:rPr>
+        <w:t xml:space="preserve">ج</w:t>
+      </w:r>
+      <w:r>
+        <w:rPr>
+          <w:rtl/>
+        </w:rPr>
+        <w:t xml:space="preserve"> نشان </w:t>
+      </w:r>
+      <w:r>
+        <w:rPr>
+          <w:rtl/>
+        </w:rPr>
+        <w:t xml:space="preserve">داد</w:t>
+      </w:r>
+      <w:r>
+        <w:rPr>
+          <w:rtl/>
+        </w:rPr>
+        <w:t xml:space="preserve"> که </w:t>
+      </w:r>
+      <w:r>
+        <w:rPr>
+          <w:rtl/>
+        </w:rPr>
+        <w:t xml:space="preserve">متغیر تعارض کا</w:t>
+      </w:r>
+      <w:r>
+        <w:rPr>
+          <w:rtl/>
+        </w:rPr>
+        <w:t xml:space="preserve">ر -</w:t>
       </w:r>
       <w:r>
         <w:rPr>
@@ -2491,7 +2684,126 @@
         <w:rPr>
           <w:rtl/>
         </w:rPr>
-        <w:t xml:space="preserve">بر</w:t>
+        <w:t xml:space="preserve">خانواده، </w:t>
+      </w:r>
+      <w:r>
+        <w:rPr>
+          <w:rtl/>
+        </w:rPr>
+        <w:t xml:space="preserve">اثرات قابل ملاحظه</w:t>
+      </w:r>
+      <w:r>
+        <w:rPr>
+          <w:rtl/>
+        </w:rPr>
+        <w:t xml:space="preserve">‌</w:t>
+      </w:r>
+      <w:r>
+        <w:rPr>
+          <w:rtl/>
+        </w:rPr>
+        <w:t xml:space="preserve">ا</w:t>
+      </w:r>
+      <w:r>
+        <w:rPr>
+          <w:rtl/>
+        </w:rPr>
+        <w:t xml:space="preserve">ی</w:t>
+      </w:r>
+      <w:r>
+        <w:rPr>
+          <w:rtl/>
+        </w:rPr>
+        <w:t xml:space="preserve"> بر خستگ</w:t>
+      </w:r>
+      <w:r>
+        <w:rPr>
+          <w:rtl/>
+        </w:rPr>
+        <w:t xml:space="preserve">ی</w:t>
+      </w:r>
+      <w:r>
+        <w:rPr>
+          <w:rtl/>
+        </w:rPr>
+        <w:t xml:space="preserve"> عاطف</w:t>
+      </w:r>
+      <w:r>
+        <w:rPr>
+          <w:rtl/>
+        </w:rPr>
+        <w:t xml:space="preserve">ی</w:t>
+      </w:r>
+      <w:r>
+        <w:rPr>
+          <w:rtl/>
+        </w:rPr>
+        <w:t xml:space="preserve"> و رضا</w:t>
+      </w:r>
+      <w:r>
+        <w:rPr>
+          <w:rtl/>
+        </w:rPr>
+        <w:t xml:space="preserve">ی</w:t>
+      </w:r>
+      <w:r>
+        <w:rPr>
+          <w:rtl/>
+        </w:rPr>
+        <w:t xml:space="preserve">ت</w:t>
+      </w:r>
+      <w:r>
+        <w:rPr>
+          <w:rtl/>
+        </w:rPr>
+        <w:t xml:space="preserve"> شغل</w:t>
+      </w:r>
+      <w:r>
+        <w:rPr>
+          <w:rtl/>
+        </w:rPr>
+        <w:t xml:space="preserve">ی</w:t>
+      </w:r>
+      <w:r>
+        <w:rPr>
+          <w:rtl/>
+        </w:rPr>
+        <w:t xml:space="preserve"> دارد</w:t>
+      </w:r>
+      <w:r>
+        <w:rPr>
+          <w:rtl/>
+        </w:rPr>
+        <w:t xml:space="preserve">. </w:t>
+      </w:r>
+      <w:r>
+        <w:rPr>
+          <w:rtl/>
+        </w:rPr>
+        <w:t xml:space="preserve">الشبیل، سالح و محمد نور</w:t>
+      </w:r>
+      <w:r>
+        <w:rPr>
+          <w:rtl/>
+        </w:rPr>
+        <w:t xml:space="preserve"/>
+      </w:r>
+      <w:r>
+        <w:rPr>
+          <w:rtl/>
+        </w:rPr>
+        <w:t xml:space="preserve"/>
+      </w:r>
+      <w:r>
+        <w:rPr>
+          <w:rStyle w:val="FootnoteReference"/>
+          <w:rFonts w:cs="B Zar"/>
+          <w:color w:val="000000"/>
+          <w:sz w:val="22"/>
+          <w:szCs w:val="22"/>
+          <w:rtl/>
+        </w:rPr>
+        <w:footnoteReference w:id="58"/>
       </w:r>
       <w:r>
         <w:rPr>
@@ -2503,7 +2815,73 @@
         <w:rPr>
           <w:rtl/>
         </w:rPr>
-        <w:t xml:space="preserve">عملکرد</w:t>
+        <w:t xml:space="preserve">(۲۰۱۸)</w:t>
+      </w:r>
+      <w:r>
+        <w:rPr>
+          <w:rtl/>
+        </w:rPr>
+        <w:t xml:space="preserve">، به بررسی مرحله‌ی </w:t>
+      </w:r>
+      <w:r>
+        <w:rPr>
+          <w:rtl/>
+        </w:rPr>
+        <w:t xml:space="preserve">پ</w:t>
+      </w:r>
+      <w:r>
+        <w:rPr>
+          <w:rtl/>
+        </w:rPr>
+        <w:t xml:space="preserve">ی</w:t>
+      </w:r>
+      <w:r>
+        <w:rPr>
+          <w:rtl/>
+        </w:rPr>
+        <w:t xml:space="preserve">ش</w:t>
+      </w:r>
+      <w:r>
+        <w:rPr>
+          <w:rtl/>
+        </w:rPr>
+        <w:t xml:space="preserve"> از فرسودگ</w:t>
+      </w:r>
+      <w:r>
+        <w:rPr>
+          <w:rtl/>
+        </w:rPr>
+        <w:t xml:space="preserve">ی</w:t>
+      </w:r>
+      <w:r>
+        <w:rPr>
+          <w:rtl/>
+        </w:rPr>
+        <w:t xml:space="preserve"> و ارتباط آن با ک</w:t>
+      </w:r>
+      <w:r>
+        <w:rPr>
+          <w:rtl/>
+        </w:rPr>
+        <w:t xml:space="preserve">ی</w:t>
+      </w:r>
+      <w:r>
+        <w:rPr>
+          <w:rtl/>
+        </w:rPr>
+        <w:t xml:space="preserve">ف</w:t>
+      </w:r>
+      <w:r>
+        <w:rPr>
+          <w:rtl/>
+        </w:rPr>
+        <w:t xml:space="preserve">ی</w:t>
+      </w:r>
+      <w:r>
+        <w:rPr>
+          <w:rtl/>
+        </w:rPr>
+        <w:t xml:space="preserve">ت</w:t>
       </w:r>
       <w:r>
         <w:rPr>
@@ -2515,499 +2893,144 @@
         <w:rPr>
           <w:rtl/>
         </w:rPr>
-        <w:t xml:space="preserve">حسابرس</w:t>
-      </w:r>
-      <w:r>
-        <w:rPr>
-          <w:rtl/>
-        </w:rPr>
-        <w:t xml:space="preserve"> </w:t>
-      </w:r>
-      <w:r>
-        <w:rPr>
-          <w:rtl/>
-        </w:rPr>
-        <w:t xml:space="preserve">با</w:t>
-      </w:r>
-      <w:r>
-        <w:rPr>
-          <w:rtl/>
-        </w:rPr>
-        <w:t xml:space="preserve"> </w:t>
-      </w:r>
-      <w:r>
-        <w:rPr>
-          <w:rtl/>
-        </w:rPr>
-        <w:t xml:space="preserve">نقش</w:t>
-      </w:r>
-      <w:r>
-        <w:rPr>
-          <w:rtl/>
-        </w:rPr>
-        <w:t xml:space="preserve"> </w:t>
-      </w:r>
-      <w:r>
-        <w:rPr>
-          <w:rtl/>
-        </w:rPr>
-        <w:t xml:space="preserve">میانجی</w:t>
-      </w:r>
-      <w:r>
-        <w:rPr>
-          <w:rtl/>
-        </w:rPr>
-        <w:t xml:space="preserve"> </w:t>
-      </w:r>
-      <w:r>
-        <w:rPr>
-          <w:rtl/>
-        </w:rPr>
-        <w:t xml:space="preserve">خستگی</w:t>
-      </w:r>
-      <w:r>
-        <w:rPr>
-          <w:rtl/>
-        </w:rPr>
-        <w:t xml:space="preserve"> </w:t>
-      </w:r>
-      <w:r>
-        <w:rPr>
-          <w:rtl/>
-        </w:rPr>
-        <w:t xml:space="preserve">عاطفی</w:t>
-      </w:r>
-      <w:r>
-        <w:rPr>
-          <w:rtl/>
-        </w:rPr>
-        <w:t xml:space="preserve"> </w:t>
-      </w:r>
-      <w:r>
-        <w:rPr>
-          <w:rtl/>
-        </w:rPr>
-        <w:t xml:space="preserve">و</w:t>
-      </w:r>
-      <w:r>
-        <w:rPr>
-          <w:rtl/>
-        </w:rPr>
-        <w:t xml:space="preserve"> </w:t>
-      </w:r>
-      <w:r>
-        <w:rPr>
-          <w:rtl/>
-        </w:rPr>
-        <w:t xml:space="preserve">رضایت</w:t>
-      </w:r>
-      <w:r>
-        <w:rPr>
-          <w:rtl/>
-        </w:rPr>
-        <w:t xml:space="preserve"> </w:t>
-      </w:r>
-      <w:r>
-        <w:rPr>
-          <w:rtl/>
-        </w:rPr>
-        <w:t xml:space="preserve">شغلی</w:t>
-      </w:r>
-      <w:r>
-        <w:rPr>
-          <w:rtl/>
-        </w:rPr>
-        <w:t xml:space="preserve"> </w:t>
-      </w:r>
-      <w:r>
-        <w:rPr>
-          <w:rtl/>
-        </w:rPr>
-        <w:t xml:space="preserve">پرداختند</w:t>
-      </w:r>
-      <w:r>
-        <w:rPr>
-          <w:rtl/>
-        </w:rPr>
-        <w:t xml:space="preserve">. </w:t>
-      </w:r>
-      <w:r>
-        <w:rPr>
-          <w:rtl/>
-        </w:rPr>
-        <w:t xml:space="preserve">یافته‌ها</w:t>
-      </w:r>
-      <w:r>
-        <w:rPr>
-          <w:rtl/>
-        </w:rPr>
-        <w:t xml:space="preserve"> </w:t>
-      </w:r>
-      <w:r>
-        <w:rPr>
-          <w:rtl/>
-        </w:rPr>
-        <w:t xml:space="preserve">نشان</w:t>
-      </w:r>
-      <w:r>
-        <w:rPr>
-          <w:rtl/>
-        </w:rPr>
-        <w:t xml:space="preserve"> </w:t>
-      </w:r>
-      <w:r>
-        <w:rPr>
-          <w:rtl/>
-        </w:rPr>
-        <w:t xml:space="preserve">داد</w:t>
-      </w:r>
-      <w:r>
-        <w:rPr>
-          <w:rtl/>
-        </w:rPr>
-        <w:t xml:space="preserve"> </w:t>
-      </w:r>
-      <w:r>
-        <w:rPr>
-          <w:rtl/>
-        </w:rPr>
-        <w:t xml:space="preserve">تعارض</w:t>
-      </w:r>
-      <w:r>
-        <w:rPr>
-          <w:rtl/>
-        </w:rPr>
-        <w:t xml:space="preserve"> </w:t>
-      </w:r>
-      <w:r>
-        <w:rPr>
-          <w:rtl/>
-        </w:rPr>
-        <w:t xml:space="preserve">کا</w:t>
-      </w:r>
-      <w:r>
-        <w:rPr>
-          <w:rtl/>
-        </w:rPr>
-        <w:t xml:space="preserve">ر</w:t>
-      </w:r>
-      <w:r>
-        <w:rPr>
-          <w:rtl/>
-        </w:rPr>
-        <w:t xml:space="preserve"> - </w:t>
-      </w:r>
-      <w:r>
-        <w:rPr>
-          <w:rtl/>
-        </w:rPr>
-        <w:t xml:space="preserve">خانواده</w:t>
-      </w:r>
-      <w:r>
-        <w:rPr>
-          <w:rtl/>
-        </w:rPr>
-        <w:t xml:space="preserve"> </w:t>
-      </w:r>
-      <w:r>
-        <w:rPr>
-          <w:rtl/>
-        </w:rPr>
-        <w:t xml:space="preserve">تأثیر</w:t>
-      </w:r>
-      <w:r>
-        <w:rPr>
-          <w:rtl/>
-        </w:rPr>
-        <w:t xml:space="preserve"> </w:t>
-      </w:r>
-      <w:r>
-        <w:rPr>
-          <w:rtl/>
-        </w:rPr>
-        <w:t xml:space="preserve">منفی</w:t>
-      </w:r>
-      <w:r>
-        <w:rPr>
-          <w:rtl/>
-        </w:rPr>
-        <w:t xml:space="preserve"> </w:t>
-      </w:r>
-      <w:r>
-        <w:rPr>
-          <w:rtl/>
-        </w:rPr>
-        <w:t xml:space="preserve">و</w:t>
-      </w:r>
-      <w:r>
-        <w:rPr>
-          <w:rtl/>
-        </w:rPr>
-        <w:t xml:space="preserve"> </w:t>
-      </w:r>
-      <w:r>
-        <w:rPr>
-          <w:rtl/>
-        </w:rPr>
-        <w:t xml:space="preserve">معناداری</w:t>
-      </w:r>
-      <w:r>
-        <w:rPr>
-          <w:rtl/>
-        </w:rPr>
-        <w:t xml:space="preserve"> </w:t>
-      </w:r>
-      <w:r>
-        <w:rPr>
-          <w:rtl/>
-        </w:rPr>
-        <w:t xml:space="preserve">بر</w:t>
-      </w:r>
-      <w:r>
-        <w:rPr>
-          <w:rtl/>
-        </w:rPr>
-        <w:t xml:space="preserve"> </w:t>
-      </w:r>
-      <w:r>
-        <w:rPr>
-          <w:rtl/>
-        </w:rPr>
-        <w:t xml:space="preserve">عملکرد</w:t>
-      </w:r>
-      <w:r>
-        <w:rPr>
-          <w:rtl/>
-        </w:rPr>
-        <w:t xml:space="preserve"> </w:t>
-      </w:r>
-      <w:r>
-        <w:rPr>
-          <w:rtl/>
-        </w:rPr>
-        <w:t xml:space="preserve">حسابرس</w:t>
-      </w:r>
-      <w:r>
-        <w:rPr>
-          <w:rtl/>
-        </w:rPr>
-        <w:t xml:space="preserve"> </w:t>
-      </w:r>
-      <w:r>
-        <w:rPr>
-          <w:rtl/>
-        </w:rPr>
-        <w:t xml:space="preserve">دارد؛</w:t>
-      </w:r>
-      <w:r>
-        <w:rPr>
-          <w:rtl/>
-        </w:rPr>
-        <w:t xml:space="preserve"> </w:t>
-      </w:r>
-      <w:r>
-        <w:rPr>
-          <w:rtl/>
-        </w:rPr>
-        <w:t xml:space="preserve">با</w:t>
-      </w:r>
-      <w:r>
-        <w:rPr>
-          <w:rtl/>
-        </w:rPr>
-        <w:t xml:space="preserve"> </w:t>
-      </w:r>
-      <w:r>
-        <w:rPr>
-          <w:rtl/>
-        </w:rPr>
-        <w:t xml:space="preserve">این</w:t>
-      </w:r>
-      <w:r>
-        <w:rPr>
-          <w:rtl/>
-        </w:rPr>
-        <w:t xml:space="preserve"> </w:t>
-      </w:r>
-      <w:r>
-        <w:rPr>
-          <w:rtl/>
-        </w:rPr>
-        <w:t xml:space="preserve">حال،</w:t>
-      </w:r>
-      <w:r>
-        <w:rPr>
-          <w:rtl/>
-        </w:rPr>
-        <w:t xml:space="preserve"> </w:t>
-      </w:r>
-      <w:r>
-        <w:rPr>
-          <w:rtl/>
-        </w:rPr>
-        <w:t xml:space="preserve">خستگی</w:t>
-      </w:r>
-      <w:r>
-        <w:rPr>
-          <w:rtl/>
-        </w:rPr>
-        <w:t xml:space="preserve"> </w:t>
-      </w:r>
-      <w:r>
-        <w:rPr>
-          <w:rtl/>
-        </w:rPr>
-        <w:t xml:space="preserve">عاطفی</w:t>
-      </w:r>
-      <w:r>
-        <w:rPr>
-          <w:rtl/>
-        </w:rPr>
-        <w:t xml:space="preserve"> </w:t>
-      </w:r>
-      <w:r>
-        <w:rPr>
-          <w:rtl/>
-        </w:rPr>
-        <w:t xml:space="preserve">و</w:t>
-      </w:r>
-      <w:r>
-        <w:rPr>
-          <w:rtl/>
-        </w:rPr>
-        <w:t xml:space="preserve"> </w:t>
-      </w:r>
-      <w:r>
-        <w:rPr>
-          <w:rtl/>
-        </w:rPr>
-        <w:t xml:space="preserve">رضایت</w:t>
-      </w:r>
-      <w:r>
-        <w:rPr>
-          <w:rtl/>
-        </w:rPr>
-        <w:t xml:space="preserve"> </w:t>
-      </w:r>
-      <w:r>
-        <w:rPr>
-          <w:rtl/>
-        </w:rPr>
-        <w:t xml:space="preserve">شغلی</w:t>
-      </w:r>
-      <w:r>
-        <w:rPr>
-          <w:rtl/>
-        </w:rPr>
-        <w:t xml:space="preserve"> </w:t>
-      </w:r>
-      <w:r>
-        <w:rPr>
-          <w:rtl/>
-        </w:rPr>
-        <w:t xml:space="preserve">در</w:t>
-      </w:r>
-      <w:r>
-        <w:rPr>
-          <w:rtl/>
-        </w:rPr>
-        <w:t xml:space="preserve"> </w:t>
-      </w:r>
-      <w:r>
-        <w:rPr>
-          <w:rtl/>
-        </w:rPr>
-        <w:t xml:space="preserve">این</w:t>
-      </w:r>
-      <w:r>
-        <w:rPr>
-          <w:rtl/>
-        </w:rPr>
-        <w:t xml:space="preserve"> </w:t>
-      </w:r>
-      <w:r>
-        <w:rPr>
-          <w:rtl/>
-        </w:rPr>
-        <w:t xml:space="preserve">رابطه</w:t>
-      </w:r>
-      <w:r>
-        <w:rPr>
-          <w:rtl/>
-        </w:rPr>
-        <w:t xml:space="preserve"> </w:t>
-      </w:r>
-      <w:r>
-        <w:rPr>
-          <w:rtl/>
-        </w:rPr>
-        <w:t xml:space="preserve">نقش</w:t>
-      </w:r>
-      <w:r>
-        <w:rPr>
-          <w:rtl/>
-        </w:rPr>
-        <w:t xml:space="preserve"> </w:t>
-      </w:r>
-      <w:r>
-        <w:rPr>
-          <w:rtl/>
-        </w:rPr>
-        <w:t xml:space="preserve">واسطه‌ای</w:t>
-      </w:r>
-      <w:r>
-        <w:rPr>
-          <w:rtl/>
-        </w:rPr>
-        <w:t xml:space="preserve"> </w:t>
-      </w:r>
-      <w:r>
-        <w:rPr>
-          <w:rtl/>
-        </w:rPr>
-        <w:t xml:space="preserve">معنادار</w:t>
-      </w:r>
-      <w:r>
-        <w:rPr>
-          <w:rtl/>
-        </w:rPr>
-        <w:t xml:space="preserve"> </w:t>
-      </w:r>
-      <w:r>
-        <w:rPr>
-          <w:rtl/>
-        </w:rPr>
-        <w:t xml:space="preserve">ایفا</w:t>
-      </w:r>
-      <w:r>
-        <w:rPr>
-          <w:rtl/>
-        </w:rPr>
-        <w:t xml:space="preserve"> </w:t>
-      </w:r>
-      <w:r>
-        <w:rPr>
-          <w:rtl/>
-        </w:rPr>
-        <w:t xml:space="preserve">نکردند</w:t>
-      </w:r>
-      <w:r>
-        <w:rPr>
-          <w:rtl/>
-        </w:rPr>
-        <w:t xml:space="preserve">. </w:t>
-      </w:r>
-      <w:r>
-        <w:rPr>
-          <w:rtl/>
-        </w:rPr>
-        <w:t xml:space="preserve">کنسیسیون و </w:t>
-      </w:r>
-      <w:r>
-        <w:rPr>
-          <w:rtl/>
-        </w:rPr>
-        <w:t xml:space="preserve">فریرا</w:t>
+        <w:t xml:space="preserve">حسابرسی</w:t>
+      </w:r>
+      <w:r>
+        <w:rPr>
+          <w:rtl/>
+        </w:rPr>
+        <w:t xml:space="preserve"> داخل</w:t>
+      </w:r>
+      <w:r>
+        <w:rPr>
+          <w:rtl/>
+        </w:rPr>
+        <w:t xml:space="preserve">ی پرداختند. آن</w:t>
+      </w:r>
+      <w:r>
+        <w:rPr>
+          <w:rtl/>
+        </w:rPr>
+        <w:softHyphen/>
+      </w:r>
+      <w:r>
+        <w:rPr>
+          <w:rtl/>
+        </w:rPr>
+        <w:t xml:space="preserve">ها دریافتند که </w:t>
+      </w:r>
+      <w:r>
+        <w:rPr>
+          <w:rtl/>
+        </w:rPr>
+        <w:t xml:space="preserve">برا</w:t>
+      </w:r>
+      <w:r>
+        <w:rPr>
+          <w:rtl/>
+        </w:rPr>
+        <w:t xml:space="preserve">ی</w:t>
+      </w:r>
+      <w:r>
+        <w:rPr>
+          <w:rtl/>
+        </w:rPr>
+        <w:t xml:space="preserve"> حسابرسان داخل</w:t>
+      </w:r>
+      <w:r>
+        <w:rPr>
+          <w:rtl/>
+        </w:rPr>
+        <w:t xml:space="preserve">ی</w:t>
+      </w:r>
+      <w:r>
+        <w:rPr>
+          <w:rtl/>
+        </w:rPr>
+        <w:t xml:space="preserve">،</w:t>
+      </w:r>
+      <w:r>
+        <w:rPr>
+          <w:rtl/>
+        </w:rPr>
+        <w:t xml:space="preserve"> فرسودگ</w:t>
+      </w:r>
+      <w:r>
+        <w:rPr>
+          <w:rtl/>
+        </w:rPr>
+        <w:t xml:space="preserve">ی</w:t>
+      </w:r>
+      <w:r>
+        <w:rPr>
+          <w:rtl/>
+        </w:rPr>
+        <w:t xml:space="preserve"> شغل</w:t>
+      </w:r>
+      <w:r>
+        <w:rPr>
+          <w:rtl/>
+        </w:rPr>
+        <w:t xml:space="preserve">ی</w:t>
+      </w:r>
+      <w:r>
+        <w:rPr>
+          <w:rtl/>
+        </w:rPr>
+        <w:t xml:space="preserve"> م</w:t>
+      </w:r>
+      <w:r>
+        <w:rPr>
+          <w:rtl/>
+        </w:rPr>
+        <w:t xml:space="preserve">ی‌</w:t>
+      </w:r>
+      <w:r>
+        <w:rPr>
+          <w:rtl/>
+        </w:rPr>
+        <w:t xml:space="preserve">تواند سطح رضا</w:t>
+      </w:r>
+      <w:r>
+        <w:rPr>
+          <w:rtl/>
+        </w:rPr>
+        <w:t xml:space="preserve">ی</w:t>
+      </w:r>
+      <w:r>
+        <w:rPr>
+          <w:rtl/>
+        </w:rPr>
+        <w:t xml:space="preserve">ت</w:t>
+      </w:r>
+      <w:r>
+        <w:rPr>
+          <w:rtl/>
+        </w:rPr>
+        <w:t xml:space="preserve"> شغل</w:t>
+      </w:r>
+      <w:r>
+        <w:rPr>
+          <w:rtl/>
+        </w:rPr>
+        <w:t xml:space="preserve">ی</w:t>
+      </w:r>
+      <w:r>
+        <w:rPr>
+          <w:rtl/>
+        </w:rPr>
+        <w:t xml:space="preserve"> خود را کاهش دهد.</w:t>
+      </w:r>
+    </w:p>
+    <w:p>
+      <w:pPr>
+        <w:pStyle w:val="2"/>
+      </w:pPr>
+      <w:r>
+        <w:rPr>
+          <w:rtl/>
+        </w:rPr>
+        <w:t xml:space="preserve">لایلا و حنیف</w:t>
       </w:r>
       <w:r>
         <w:rPr>
@@ -3019,7 +3042,7 @@
           <w:szCs w:val="22"/>
           <w:rtl/>
         </w:rPr>
-        <w:footnoteReference w:id="55"/>
+        <w:footnoteReference w:id="59"/>
       </w:r>
       <w:r>
         <w:rPr>
@@ -3031,7 +3054,85 @@
         <w:rPr>
           <w:rtl/>
         </w:rPr>
-        <w:t xml:space="preserve">(۲۰۲۵)</w:t>
+        <w:t xml:space="preserve">(۲۰۱۷)</w:t>
+      </w:r>
+      <w:r>
+        <w:rPr>
+          <w:rtl/>
+        </w:rPr>
+        <w:t xml:space="preserve">، در پژوهشی به بررسی میزان وظایف</w:t>
+      </w:r>
+      <w:r>
+        <w:rPr>
+          <w:rtl/>
+        </w:rPr>
+        <w:t xml:space="preserve">،</w:t>
+      </w:r>
+      <w:r>
+        <w:rPr>
+          <w:rtl/>
+        </w:rPr>
+        <w:t xml:space="preserve"> سطح حما</w:t>
+      </w:r>
+      <w:r>
+        <w:rPr>
+          <w:rtl/>
+        </w:rPr>
+        <w:t xml:space="preserve">ی</w:t>
+      </w:r>
+      <w:r>
+        <w:rPr>
+          <w:rtl/>
+        </w:rPr>
+        <w:t xml:space="preserve">ت</w:t>
+      </w:r>
+      <w:r>
+        <w:rPr>
+          <w:rtl/>
+        </w:rPr>
+        <w:t xml:space="preserve"> کار گروه</w:t>
+      </w:r>
+      <w:r>
+        <w:rPr>
+          <w:rtl/>
+        </w:rPr>
+        <w:t xml:space="preserve">ی</w:t>
+      </w:r>
+      <w:r>
+        <w:rPr>
+          <w:rtl/>
+        </w:rPr>
+        <w:t xml:space="preserve"> و تعهد </w:t>
+      </w:r>
+      <w:r>
+        <w:rPr>
+          <w:rtl/>
+        </w:rPr>
+        <w:t xml:space="preserve">سازمانی</w:t>
+      </w:r>
+      <w:r>
+        <w:rPr>
+          <w:rtl/>
+        </w:rPr>
+        <w:t xml:space="preserve"> بر خستگ</w:t>
+      </w:r>
+      <w:r>
+        <w:rPr>
+          <w:rtl/>
+        </w:rPr>
+        <w:t xml:space="preserve">ی</w:t>
+      </w:r>
+      <w:r>
+        <w:rPr>
+          <w:rtl/>
+        </w:rPr>
+        <w:t xml:space="preserve"> عاطف</w:t>
+      </w:r>
+      <w:r>
+        <w:rPr>
+          <w:rtl/>
+        </w:rPr>
+        <w:t xml:space="preserve">ی</w:t>
       </w:r>
       <w:r>
         <w:rPr>
@@ -3043,35 +3144,43 @@
         <w:rPr>
           <w:rtl/>
         </w:rPr>
-        <w:t xml:space="preserve">در مطالعه‌ای با نمونه‌ای از حسابرسان، رابطه استرس شغلی، فرسودگی و عملکرد را آزمون کردند. نتایج نشان داد استرس شغلی از طریق افزایش فرسودگی، عملکرد را کاهش می‌دهد؛ به‌عبارت دیگر، فرسودگی نقش میانجی کلیدی در تبیین اثر استرس بر عملکرد ایفا می‌کند.</w:t>
-      </w:r>
-    </w:p>
-    <w:p>
-      <w:pPr>
-        <w:pStyle w:val="2"/>
-      </w:pPr>
-      <w:r>
-        <w:rPr>
-          <w:rtl/>
-        </w:rPr>
-        <w:t xml:space="preserve">خان، خان و زمان</w:t>
-      </w:r>
-      <w:r>
-        <w:rPr>
-          <w:rtl/>
-        </w:rPr>
-        <w:t xml:space="preserve"/>
-      </w:r>
-      <w:r>
-        <w:rPr>
-          <w:rStyle w:val="FootnoteReference"/>
-          <w:rFonts w:ascii="Times New Roman Bold" w:eastAsia="Calibri" w:hAnsi="Times New Roman Bold" w:cs="B Zar"/>
-          <w:color w:val="000000"/>
-          <w:sz w:val="22"/>
-          <w:szCs w:val="22"/>
-          <w:rtl/>
-        </w:rPr>
-        <w:footnoteReference w:id="56"/>
+        <w:t xml:space="preserve">در </w:t>
+      </w:r>
+      <w:r>
+        <w:rPr>
+          <w:rtl/>
+        </w:rPr>
+        <w:t xml:space="preserve">ب</w:t>
+      </w:r>
+      <w:r>
+        <w:rPr>
+          <w:rtl/>
+        </w:rPr>
+        <w:t xml:space="preserve">ی</w:t>
+      </w:r>
+      <w:r>
+        <w:rPr>
+          <w:rtl/>
+        </w:rPr>
+        <w:t xml:space="preserve">ن</w:t>
+      </w:r>
+      <w:r>
+        <w:rPr>
+          <w:rtl/>
+        </w:rPr>
+        <w:t xml:space="preserve"> مد</w:t>
+      </w:r>
+      <w:r>
+        <w:rPr>
+          <w:rtl/>
+        </w:rPr>
+        <w:t xml:space="preserve">ی</w:t>
+      </w:r>
+      <w:r>
+        <w:rPr>
+          <w:rtl/>
+        </w:rPr>
+        <w:t xml:space="preserve">ران</w:t>
       </w:r>
       <w:r>
         <w:rPr>
@@ -3083,54 +3192,25 @@
         <w:rPr>
           <w:rtl/>
         </w:rPr>
-        <w:t xml:space="preserve">(۲۰۲۰)</w:t>
-      </w:r>
-      <w:r>
-        <w:rPr>
-          <w:rtl/>
-        </w:rPr>
-        <w:t xml:space="preserve"> در مطالعه‌ای درباره اثر رهبری تحول‌آفرین بر عملکرد کاری با نقش میانجی خستگی عاطفی، نشان دادند که رهبری تحول‌آفرین با کاهش خستگی عاطفی، عملکرد را بهبود می‌بخشد. </w:t>
-      </w:r>
-      <w:r>
-        <w:rPr>
-          <w:rtl/>
-        </w:rPr>
-        <w:t xml:space="preserve">یوستینا و والرینا </w:t>
-      </w:r>
-      <w:r>
-        <w:rPr>
-          <w:rStyle w:val="FootnoteReference"/>
-          <w:rFonts w:cs="B Zar"/>
-          <w:color w:val="000000"/>
-          <w:sz w:val="22"/>
-          <w:szCs w:val="22"/>
-          <w:rtl/>
-        </w:rPr>
-        <w:footnoteReference w:id="57"/>
-      </w:r>
-      <w:r>
-        <w:rPr>
-          <w:rtl/>
-        </w:rPr>
-        <w:t xml:space="preserve"> (</w:t>
-      </w:r>
-      <w:r>
-        <w:rPr>
-          <w:rtl/>
-        </w:rPr>
-        <w:t xml:space="preserve">۲۰۱۸)</w:t>
-      </w:r>
-      <w:r>
-        <w:rPr>
-          <w:rtl/>
-        </w:rPr>
-        <w:t xml:space="preserve"> در پی پاسخ به این سوال که </w:t>
-      </w:r>
-      <w:r>
-        <w:rPr>
-          <w:rtl/>
-        </w:rPr>
-        <w:t xml:space="preserve">آ</w:t>
+        <w:t xml:space="preserve">بخش </w:t>
+      </w:r>
+      <w:r>
+        <w:rPr>
+          <w:rtl/>
+        </w:rPr>
+        <w:t xml:space="preserve">خدمات</w:t>
+      </w:r>
+      <w:r>
+        <w:rPr>
+          <w:rtl/>
+        </w:rPr>
+        <w:t xml:space="preserve">ی پرداختند. نتایج حاصل از این پژوهش نشان داد که </w:t>
+      </w:r>
+      <w:r>
+        <w:rPr>
+          <w:rtl/>
+        </w:rPr>
+        <w:t xml:space="preserve">ب</w:t>
       </w:r>
       <w:r>
         <w:rPr>
@@ -3142,25 +3222,25 @@
         <w:rPr>
           <w:rtl/>
         </w:rPr>
-        <w:t xml:space="preserve">ا</w:t>
-      </w:r>
-      <w:r>
-        <w:rPr>
-          <w:rtl/>
-        </w:rPr>
-        <w:t xml:space="preserve"> تعارض خانواده و </w:t>
-      </w:r>
-      <w:r>
-        <w:rPr>
-          <w:rtl/>
-        </w:rPr>
-        <w:t xml:space="preserve">کار</w:t>
-      </w:r>
-      <w:r>
-        <w:rPr>
-          <w:rtl/>
-        </w:rPr>
-        <w:t xml:space="preserve"> بر عملکرد حسابرس تأث</w:t>
+        <w:t xml:space="preserve">ن</w:t>
+      </w:r>
+      <w:r>
+        <w:rPr>
+          <w:rtl/>
+        </w:rPr>
+        <w:t xml:space="preserve"> </w:t>
+      </w:r>
+      <w:r>
+        <w:rPr>
+          <w:rtl/>
+        </w:rPr>
+        <w:t xml:space="preserve">میزان وظایف خواسته شده</w:t>
+      </w:r>
+      <w:r>
+        <w:rPr>
+          <w:rtl/>
+        </w:rPr>
+        <w:t xml:space="preserve"> و خستگ</w:t>
       </w:r>
       <w:r>
         <w:rPr>
@@ -3172,7 +3252,13 @@
         <w:rPr>
           <w:rtl/>
         </w:rPr>
-        <w:t xml:space="preserve">ر</w:t>
+        <w:t xml:space="preserve"> عاطف</w:t>
+      </w:r>
+      <w:r>
+        <w:rPr>
+          <w:rtl/>
+        </w:rPr>
+        <w:t xml:space="preserve">ی</w:t>
       </w:r>
       <w:r>
         <w:rPr>
@@ -3184,37 +3270,13 @@
         <w:rPr>
           <w:rtl/>
         </w:rPr>
-        <w:t xml:space="preserve">م</w:t>
-      </w:r>
-      <w:r>
-        <w:rPr>
-          <w:rtl/>
-        </w:rPr>
-        <w:t xml:space="preserve">ی‌</w:t>
-      </w:r>
-      <w:r>
-        <w:rPr>
-          <w:rtl/>
-        </w:rPr>
-        <w:t xml:space="preserve">گذارد</w:t>
-      </w:r>
-      <w:r>
-        <w:rPr>
-          <w:rtl/>
-        </w:rPr>
-        <w:t xml:space="preserve">؟ نقش واسطه</w:t>
-      </w:r>
-      <w:r>
-        <w:rPr>
-          <w:rtl/>
-        </w:rPr>
-        <w:t xml:space="preserve">‌</w:t>
-      </w:r>
-      <w:r>
-        <w:rPr>
-          <w:rtl/>
-        </w:rPr>
-        <w:t xml:space="preserve">ا</w:t>
+        <w:t xml:space="preserve">در </w:t>
+      </w:r>
+      <w:r>
+        <w:rPr>
+          <w:rtl/>
+        </w:rPr>
+        <w:t xml:space="preserve">ب</w:t>
       </w:r>
       <w:r>
         <w:rPr>
@@ -3226,7 +3288,13 @@
         <w:rPr>
           <w:rtl/>
         </w:rPr>
-        <w:t xml:space="preserve"> خستگ</w:t>
+        <w:t xml:space="preserve">ن</w:t>
+      </w:r>
+      <w:r>
+        <w:rPr>
+          <w:rtl/>
+        </w:rPr>
+        <w:t xml:space="preserve"> مد</w:t>
       </w:r>
       <w:r>
         <w:rPr>
@@ -3238,7 +3306,13 @@
         <w:rPr>
           <w:rtl/>
         </w:rPr>
-        <w:t xml:space="preserve"> عاطف</w:t>
+        <w:t xml:space="preserve">ران</w:t>
+      </w:r>
+      <w:r>
+        <w:rPr>
+          <w:rtl/>
+        </w:rPr>
+        <w:t xml:space="preserve"> خدمات</w:t>
       </w:r>
       <w:r>
         <w:rPr>
@@ -3250,7 +3324,7 @@
         <w:rPr>
           <w:rtl/>
         </w:rPr>
-        <w:t xml:space="preserve"> و رضا</w:t>
+        <w:t xml:space="preserve"> رابطه مثبت و معنادار</w:t>
       </w:r>
       <w:r>
         <w:rPr>
@@ -3262,13 +3336,13 @@
         <w:rPr>
           <w:rtl/>
         </w:rPr>
-        <w:t xml:space="preserve">ت</w:t>
-      </w:r>
-      <w:r>
-        <w:rPr>
-          <w:rtl/>
-        </w:rPr>
-        <w:t xml:space="preserve"> شغل</w:t>
+        <w:t xml:space="preserve"> وجود دارد. </w:t>
+      </w:r>
+      <w:r>
+        <w:rPr>
+          <w:rtl/>
+        </w:rPr>
+        <w:t xml:space="preserve">با</w:t>
       </w:r>
       <w:r>
         <w:rPr>
@@ -3280,419 +3354,25 @@
         <w:rPr>
           <w:rtl/>
         </w:rPr>
-        <w:t xml:space="preserve"> را</w:t>
-      </w:r>
-      <w:r>
-        <w:rPr>
-          <w:rtl/>
-        </w:rPr>
-        <w:t xml:space="preserve"> بررسی کردند. </w:t>
-      </w:r>
-      <w:r>
-        <w:rPr>
-          <w:rtl/>
-        </w:rPr>
-        <w:t xml:space="preserve">نتا</w:t>
-      </w:r>
-      <w:r>
-        <w:rPr>
-          <w:rtl/>
-        </w:rPr>
-        <w:t xml:space="preserve">ی</w:t>
-      </w:r>
-      <w:r>
-        <w:rPr>
-          <w:rtl/>
-        </w:rPr>
-        <w:t xml:space="preserve">ج</w:t>
-      </w:r>
-      <w:r>
-        <w:rPr>
-          <w:rtl/>
-        </w:rPr>
-        <w:t xml:space="preserve"> نشان </w:t>
-      </w:r>
-      <w:r>
-        <w:rPr>
-          <w:rtl/>
-        </w:rPr>
-        <w:t xml:space="preserve">داد</w:t>
-      </w:r>
-      <w:r>
-        <w:rPr>
-          <w:rtl/>
-        </w:rPr>
-        <w:t xml:space="preserve"> که </w:t>
-      </w:r>
-      <w:r>
-        <w:rPr>
-          <w:rtl/>
-        </w:rPr>
-        <w:t xml:space="preserve">متغیر تعارض کا</w:t>
-      </w:r>
-      <w:r>
-        <w:rPr>
-          <w:rtl/>
-        </w:rPr>
-        <w:t xml:space="preserve">ر -</w:t>
+        <w:t xml:space="preserve">رن و هم</w:t>
+      </w:r>
+      <w:r>
+        <w:rPr>
+          <w:rtl/>
+        </w:rPr>
+        <w:t xml:space="preserve">ک</w:t>
+      </w:r>
+      <w:r>
+        <w:rPr>
+          <w:rtl/>
+        </w:rPr>
+        <w:t xml:space="preserve">اران</w:t>
       </w:r>
       <w:r>
         <w:rPr>
           <w:rtl/>
         </w:rPr>
         <w:t xml:space="preserve"> </w:t>
-      </w:r>
-      <w:r>
-        <w:rPr>
-          <w:rtl/>
-        </w:rPr>
-        <w:t xml:space="preserve">خانواده، </w:t>
-      </w:r>
-      <w:r>
-        <w:rPr>
-          <w:rtl/>
-        </w:rPr>
-        <w:t xml:space="preserve">اثرات قابل ملاحظه</w:t>
-      </w:r>
-      <w:r>
-        <w:rPr>
-          <w:rtl/>
-        </w:rPr>
-        <w:t xml:space="preserve">‌</w:t>
-      </w:r>
-      <w:r>
-        <w:rPr>
-          <w:rtl/>
-        </w:rPr>
-        <w:t xml:space="preserve">ا</w:t>
-      </w:r>
-      <w:r>
-        <w:rPr>
-          <w:rtl/>
-        </w:rPr>
-        <w:t xml:space="preserve">ی</w:t>
-      </w:r>
-      <w:r>
-        <w:rPr>
-          <w:rtl/>
-        </w:rPr>
-        <w:t xml:space="preserve"> بر خستگ</w:t>
-      </w:r>
-      <w:r>
-        <w:rPr>
-          <w:rtl/>
-        </w:rPr>
-        <w:t xml:space="preserve">ی</w:t>
-      </w:r>
-      <w:r>
-        <w:rPr>
-          <w:rtl/>
-        </w:rPr>
-        <w:t xml:space="preserve"> عاطف</w:t>
-      </w:r>
-      <w:r>
-        <w:rPr>
-          <w:rtl/>
-        </w:rPr>
-        <w:t xml:space="preserve">ی</w:t>
-      </w:r>
-      <w:r>
-        <w:rPr>
-          <w:rtl/>
-        </w:rPr>
-        <w:t xml:space="preserve"> و رضا</w:t>
-      </w:r>
-      <w:r>
-        <w:rPr>
-          <w:rtl/>
-        </w:rPr>
-        <w:t xml:space="preserve">ی</w:t>
-      </w:r>
-      <w:r>
-        <w:rPr>
-          <w:rtl/>
-        </w:rPr>
-        <w:t xml:space="preserve">ت</w:t>
-      </w:r>
-      <w:r>
-        <w:rPr>
-          <w:rtl/>
-        </w:rPr>
-        <w:t xml:space="preserve"> شغل</w:t>
-      </w:r>
-      <w:r>
-        <w:rPr>
-          <w:rtl/>
-        </w:rPr>
-        <w:t xml:space="preserve">ی</w:t>
-      </w:r>
-      <w:r>
-        <w:rPr>
-          <w:rtl/>
-        </w:rPr>
-        <w:t xml:space="preserve"> دارد</w:t>
-      </w:r>
-      <w:r>
-        <w:rPr>
-          <w:rtl/>
-        </w:rPr>
-        <w:t xml:space="preserve">. </w:t>
-      </w:r>
-      <w:r>
-        <w:rPr>
-          <w:rtl/>
-        </w:rPr>
-        <w:t xml:space="preserve">الشبیل، سالح و محمد نور</w:t>
-      </w:r>
-      <w:r>
-        <w:rPr>
-          <w:rtl/>
-        </w:rPr>
-        <w:t xml:space="preserve"/>
-      </w:r>
-      <w:r>
-        <w:rPr>
-          <w:rtl/>
-        </w:rPr>
-        <w:t xml:space="preserve"/>
-      </w:r>
-      <w:r>
-        <w:rPr>
-          <w:rStyle w:val="FootnoteReference"/>
-          <w:rFonts w:cs="B Zar"/>
-          <w:color w:val="000000"/>
-          <w:sz w:val="22"/>
-          <w:szCs w:val="22"/>
-          <w:rtl/>
-        </w:rPr>
-        <w:footnoteReference w:id="58"/>
-      </w:r>
-      <w:r>
-        <w:rPr>
-          <w:rtl/>
-        </w:rPr>
-        <w:t xml:space="preserve"> </w:t>
-      </w:r>
-      <w:r>
-        <w:rPr>
-          <w:rtl/>
-        </w:rPr>
-        <w:t xml:space="preserve">(۲۰۱۸)</w:t>
-      </w:r>
-      <w:r>
-        <w:rPr>
-          <w:rtl/>
-        </w:rPr>
-        <w:t xml:space="preserve">، به بررسی مرحله‌ی </w:t>
-      </w:r>
-      <w:r>
-        <w:rPr>
-          <w:rtl/>
-        </w:rPr>
-        <w:t xml:space="preserve">پ</w:t>
-      </w:r>
-      <w:r>
-        <w:rPr>
-          <w:rtl/>
-        </w:rPr>
-        <w:t xml:space="preserve">ی</w:t>
-      </w:r>
-      <w:r>
-        <w:rPr>
-          <w:rtl/>
-        </w:rPr>
-        <w:t xml:space="preserve">ش</w:t>
-      </w:r>
-      <w:r>
-        <w:rPr>
-          <w:rtl/>
-        </w:rPr>
-        <w:t xml:space="preserve"> از فرسودگ</w:t>
-      </w:r>
-      <w:r>
-        <w:rPr>
-          <w:rtl/>
-        </w:rPr>
-        <w:t xml:space="preserve">ی</w:t>
-      </w:r>
-      <w:r>
-        <w:rPr>
-          <w:rtl/>
-        </w:rPr>
-        <w:t xml:space="preserve"> و ارتباط آن با ک</w:t>
-      </w:r>
-      <w:r>
-        <w:rPr>
-          <w:rtl/>
-        </w:rPr>
-        <w:t xml:space="preserve">ی</w:t>
-      </w:r>
-      <w:r>
-        <w:rPr>
-          <w:rtl/>
-        </w:rPr>
-        <w:t xml:space="preserve">ف</w:t>
-      </w:r>
-      <w:r>
-        <w:rPr>
-          <w:rtl/>
-        </w:rPr>
-        <w:t xml:space="preserve">ی</w:t>
-      </w:r>
-      <w:r>
-        <w:rPr>
-          <w:rtl/>
-        </w:rPr>
-        <w:t xml:space="preserve">ت</w:t>
-      </w:r>
-      <w:r>
-        <w:rPr>
-          <w:rtl/>
-        </w:rPr>
-        <w:t xml:space="preserve"> </w:t>
-      </w:r>
-      <w:r>
-        <w:rPr>
-          <w:rtl/>
-        </w:rPr>
-        <w:t xml:space="preserve">حسابرسی</w:t>
-      </w:r>
-      <w:r>
-        <w:rPr>
-          <w:rtl/>
-        </w:rPr>
-        <w:t xml:space="preserve"> داخل</w:t>
-      </w:r>
-      <w:r>
-        <w:rPr>
-          <w:rtl/>
-        </w:rPr>
-        <w:t xml:space="preserve">ی پرداختند. آن</w:t>
-      </w:r>
-      <w:r>
-        <w:rPr>
-          <w:rtl/>
-        </w:rPr>
-        <w:softHyphen/>
-      </w:r>
-      <w:r>
-        <w:rPr>
-          <w:rtl/>
-        </w:rPr>
-        <w:t xml:space="preserve">ها دریافتند که </w:t>
-      </w:r>
-      <w:r>
-        <w:rPr>
-          <w:rtl/>
-        </w:rPr>
-        <w:t xml:space="preserve">برا</w:t>
-      </w:r>
-      <w:r>
-        <w:rPr>
-          <w:rtl/>
-        </w:rPr>
-        <w:t xml:space="preserve">ی</w:t>
-      </w:r>
-      <w:r>
-        <w:rPr>
-          <w:rtl/>
-        </w:rPr>
-        <w:t xml:space="preserve"> حسابرسان داخل</w:t>
-      </w:r>
-      <w:r>
-        <w:rPr>
-          <w:rtl/>
-        </w:rPr>
-        <w:t xml:space="preserve">ی</w:t>
-      </w:r>
-      <w:r>
-        <w:rPr>
-          <w:rtl/>
-        </w:rPr>
-        <w:t xml:space="preserve">،</w:t>
-      </w:r>
-      <w:r>
-        <w:rPr>
-          <w:rtl/>
-        </w:rPr>
-        <w:t xml:space="preserve"> فرسودگ</w:t>
-      </w:r>
-      <w:r>
-        <w:rPr>
-          <w:rtl/>
-        </w:rPr>
-        <w:t xml:space="preserve">ی</w:t>
-      </w:r>
-      <w:r>
-        <w:rPr>
-          <w:rtl/>
-        </w:rPr>
-        <w:t xml:space="preserve"> شغل</w:t>
-      </w:r>
-      <w:r>
-        <w:rPr>
-          <w:rtl/>
-        </w:rPr>
-        <w:t xml:space="preserve">ی</w:t>
-      </w:r>
-      <w:r>
-        <w:rPr>
-          <w:rtl/>
-        </w:rPr>
-        <w:t xml:space="preserve"> م</w:t>
-      </w:r>
-      <w:r>
-        <w:rPr>
-          <w:rtl/>
-        </w:rPr>
-        <w:t xml:space="preserve">ی‌</w:t>
-      </w:r>
-      <w:r>
-        <w:rPr>
-          <w:rtl/>
-        </w:rPr>
-        <w:t xml:space="preserve">تواند سطح رضا</w:t>
-      </w:r>
-      <w:r>
-        <w:rPr>
-          <w:rtl/>
-        </w:rPr>
-        <w:t xml:space="preserve">ی</w:t>
-      </w:r>
-      <w:r>
-        <w:rPr>
-          <w:rtl/>
-        </w:rPr>
-        <w:t xml:space="preserve">ت</w:t>
-      </w:r>
-      <w:r>
-        <w:rPr>
-          <w:rtl/>
-        </w:rPr>
-        <w:t xml:space="preserve"> شغل</w:t>
-      </w:r>
-      <w:r>
-        <w:rPr>
-          <w:rtl/>
-        </w:rPr>
-        <w:t xml:space="preserve">ی</w:t>
-      </w:r>
-      <w:r>
-        <w:rPr>
-          <w:rtl/>
-        </w:rPr>
-        <w:t xml:space="preserve"> خود را کاهش دهد.</w:t>
-      </w:r>
-    </w:p>
-    <w:p>
-      <w:pPr>
-        <w:pStyle w:val="2"/>
-      </w:pPr>
-      <w:r>
-        <w:rPr>
-          <w:rtl/>
-        </w:rPr>
-        <w:t xml:space="preserve">لایلا و حنیف</w:t>
       </w:r>
       <w:r>
         <w:rPr>
@@ -3704,7 +3384,73 @@
           <w:szCs w:val="22"/>
           <w:rtl/>
         </w:rPr>
-        <w:footnoteReference w:id="59"/>
+        <w:footnoteReference w:id="60"/>
+      </w:r>
+      <w:r>
+        <w:rPr>
+          <w:rtl/>
+        </w:rPr>
+        <w:t xml:space="preserve"> (</w:t>
+      </w:r>
+      <w:r>
+        <w:rPr>
+          <w:rtl/>
+        </w:rPr>
+        <w:t xml:space="preserve">۲۰۱۳)</w:t>
+      </w:r>
+      <w:r>
+        <w:rPr>
+          <w:rtl/>
+        </w:rPr>
+        <w:t xml:space="preserve">،</w:t>
+      </w:r>
+      <w:r>
+        <w:rPr>
+          <w:rtl/>
+        </w:rPr>
+        <w:t xml:space="preserve"> در پژوهش</w:t>
+      </w:r>
+      <w:r>
+        <w:rPr>
+          <w:rtl/>
+        </w:rPr>
+        <w:t xml:space="preserve">ی به خستگی در بین کارکنان دانشگاهی در رشته‌های حسابداری و مالی پرداختند. آن‌ها دریافتند که اغلب کارکنان </w:t>
+      </w:r>
+      <w:r>
+        <w:rPr>
+          <w:rtl/>
+        </w:rPr>
+        <w:t xml:space="preserve">خستگ</w:t>
+      </w:r>
+      <w:r>
+        <w:rPr>
+          <w:rtl/>
+        </w:rPr>
+        <w:t xml:space="preserve">ی</w:t>
+      </w:r>
+      <w:r>
+        <w:rPr>
+          <w:rtl/>
+        </w:rPr>
+        <w:t xml:space="preserve"> عاطف</w:t>
+      </w:r>
+      <w:r>
+        <w:rPr>
+          <w:rtl/>
+        </w:rPr>
+        <w:t xml:space="preserve">ی</w:t>
+      </w:r>
+      <w:r>
+        <w:rPr>
+          <w:rtl/>
+        </w:rPr>
+        <w:t xml:space="preserve"> فرسودگ</w:t>
+      </w:r>
+      <w:r>
+        <w:rPr>
+          <w:rtl/>
+        </w:rPr>
+        <w:t xml:space="preserve">ی</w:t>
       </w:r>
       <w:r>
         <w:rPr>
@@ -3716,25 +3462,13 @@
         <w:rPr>
           <w:rtl/>
         </w:rPr>
-        <w:t xml:space="preserve">(۲۰۱۷)</w:t>
-      </w:r>
-      <w:r>
-        <w:rPr>
-          <w:rtl/>
-        </w:rPr>
-        <w:t xml:space="preserve">، در پژوهشی به بررسی میزان وظایف</w:t>
-      </w:r>
-      <w:r>
-        <w:rPr>
-          <w:rtl/>
-        </w:rPr>
-        <w:t xml:space="preserve">،</w:t>
-      </w:r>
-      <w:r>
-        <w:rPr>
-          <w:rtl/>
-        </w:rPr>
-        <w:t xml:space="preserve"> سطح حما</w:t>
+        <w:t xml:space="preserve">ک</w:t>
+      </w:r>
+      <w:r>
+        <w:rPr>
+          <w:rtl/>
+        </w:rPr>
+        <w:t xml:space="preserve">م </w:t>
       </w:r>
       <w:r>
         <w:rPr>
@@ -3746,13 +3480,49 @@
         <w:rPr>
           <w:rtl/>
         </w:rPr>
-        <w:t xml:space="preserve">ت</w:t>
-      </w:r>
-      <w:r>
-        <w:rPr>
-          <w:rtl/>
-        </w:rPr>
-        <w:t xml:space="preserve"> کار گروه</w:t>
+        <w:t xml:space="preserve">ا متوسط </w:t>
+      </w:r>
+      <w:r>
+        <w:rPr>
+          <w:rtl/>
+        </w:rPr>
+        <w:t xml:space="preserve">و همچنین مسخ شخصیت و</w:t>
+      </w:r>
+      <w:r>
+        <w:rPr>
+          <w:rtl/>
+        </w:rPr>
+        <w:t xml:space="preserve"> </w:t>
+      </w:r>
+      <w:r>
+        <w:rPr>
+          <w:rtl/>
+        </w:rPr>
+        <w:t xml:space="preserve">ک</w:t>
+      </w:r>
+      <w:r>
+        <w:rPr>
+          <w:rtl/>
+        </w:rPr>
+        <w:t xml:space="preserve">اهش</w:t>
+      </w:r>
+      <w:r>
+        <w:rPr>
+          <w:rtl/>
+        </w:rPr>
+        <w:t xml:space="preserve"> </w:t>
+      </w:r>
+      <w:r>
+        <w:rPr>
+          <w:rtl/>
+        </w:rPr>
+        <w:t xml:space="preserve">ک</w:t>
+      </w:r>
+      <w:r>
+        <w:rPr>
+          <w:rtl/>
+        </w:rPr>
+        <w:t xml:space="preserve">فا</w:t>
       </w:r>
       <w:r>
         <w:rPr>
@@ -3764,19 +3534,7 @@
         <w:rPr>
           <w:rtl/>
         </w:rPr>
-        <w:t xml:space="preserve"> و تعهد </w:t>
-      </w:r>
-      <w:r>
-        <w:rPr>
-          <w:rtl/>
-        </w:rPr>
-        <w:t xml:space="preserve">سازمانی</w:t>
-      </w:r>
-      <w:r>
-        <w:rPr>
-          <w:rtl/>
-        </w:rPr>
-        <w:t xml:space="preserve"> بر خستگ</w:t>
+        <w:t xml:space="preserve">ت شخص</w:t>
       </w:r>
       <w:r>
         <w:rPr>
@@ -3788,7 +3546,7 @@
         <w:rPr>
           <w:rtl/>
         </w:rPr>
-        <w:t xml:space="preserve"> عاطف</w:t>
+        <w:t xml:space="preserve"> شد</w:t>
       </w:r>
       <w:r>
         <w:rPr>
@@ -3800,223 +3558,7 @@
         <w:rPr>
           <w:rtl/>
         </w:rPr>
-        <w:t xml:space="preserve"> </w:t>
-      </w:r>
-      <w:r>
-        <w:rPr>
-          <w:rtl/>
-        </w:rPr>
-        <w:t xml:space="preserve">در </w:t>
-      </w:r>
-      <w:r>
-        <w:rPr>
-          <w:rtl/>
-        </w:rPr>
-        <w:t xml:space="preserve">ب</w:t>
-      </w:r>
-      <w:r>
-        <w:rPr>
-          <w:rtl/>
-        </w:rPr>
-        <w:t xml:space="preserve">ی</w:t>
-      </w:r>
-      <w:r>
-        <w:rPr>
-          <w:rtl/>
-        </w:rPr>
-        <w:t xml:space="preserve">ن</w:t>
-      </w:r>
-      <w:r>
-        <w:rPr>
-          <w:rtl/>
-        </w:rPr>
-        <w:t xml:space="preserve"> مد</w:t>
-      </w:r>
-      <w:r>
-        <w:rPr>
-          <w:rtl/>
-        </w:rPr>
-        <w:t xml:space="preserve">ی</w:t>
-      </w:r>
-      <w:r>
-        <w:rPr>
-          <w:rtl/>
-        </w:rPr>
-        <w:t xml:space="preserve">ران</w:t>
-      </w:r>
-      <w:r>
-        <w:rPr>
-          <w:rtl/>
-        </w:rPr>
-        <w:t xml:space="preserve"> </w:t>
-      </w:r>
-      <w:r>
-        <w:rPr>
-          <w:rtl/>
-        </w:rPr>
-        <w:t xml:space="preserve">بخش </w:t>
-      </w:r>
-      <w:r>
-        <w:rPr>
-          <w:rtl/>
-        </w:rPr>
-        <w:t xml:space="preserve">خدمات</w:t>
-      </w:r>
-      <w:r>
-        <w:rPr>
-          <w:rtl/>
-        </w:rPr>
-        <w:t xml:space="preserve">ی پرداختند. نتایج حاصل از این پژوهش نشان داد که </w:t>
-      </w:r>
-      <w:r>
-        <w:rPr>
-          <w:rtl/>
-        </w:rPr>
-        <w:t xml:space="preserve">ب</w:t>
-      </w:r>
-      <w:r>
-        <w:rPr>
-          <w:rtl/>
-        </w:rPr>
-        <w:t xml:space="preserve">ی</w:t>
-      </w:r>
-      <w:r>
-        <w:rPr>
-          <w:rtl/>
-        </w:rPr>
-        <w:t xml:space="preserve">ن</w:t>
-      </w:r>
-      <w:r>
-        <w:rPr>
-          <w:rtl/>
-        </w:rPr>
-        <w:t xml:space="preserve"> </w:t>
-      </w:r>
-      <w:r>
-        <w:rPr>
-          <w:rtl/>
-        </w:rPr>
-        <w:t xml:space="preserve">میزان وظایف خواسته شده</w:t>
-      </w:r>
-      <w:r>
-        <w:rPr>
-          <w:rtl/>
-        </w:rPr>
-        <w:t xml:space="preserve"> و خستگ</w:t>
-      </w:r>
-      <w:r>
-        <w:rPr>
-          <w:rtl/>
-        </w:rPr>
-        <w:t xml:space="preserve">ی</w:t>
-      </w:r>
-      <w:r>
-        <w:rPr>
-          <w:rtl/>
-        </w:rPr>
-        <w:t xml:space="preserve"> عاطف</w:t>
-      </w:r>
-      <w:r>
-        <w:rPr>
-          <w:rtl/>
-        </w:rPr>
-        <w:t xml:space="preserve">ی</w:t>
-      </w:r>
-      <w:r>
-        <w:rPr>
-          <w:rtl/>
-        </w:rPr>
-        <w:t xml:space="preserve"> </w:t>
-      </w:r>
-      <w:r>
-        <w:rPr>
-          <w:rtl/>
-        </w:rPr>
-        <w:t xml:space="preserve">در </w:t>
-      </w:r>
-      <w:r>
-        <w:rPr>
-          <w:rtl/>
-        </w:rPr>
-        <w:t xml:space="preserve">ب</w:t>
-      </w:r>
-      <w:r>
-        <w:rPr>
-          <w:rtl/>
-        </w:rPr>
-        <w:t xml:space="preserve">ی</w:t>
-      </w:r>
-      <w:r>
-        <w:rPr>
-          <w:rtl/>
-        </w:rPr>
-        <w:t xml:space="preserve">ن</w:t>
-      </w:r>
-      <w:r>
-        <w:rPr>
-          <w:rtl/>
-        </w:rPr>
-        <w:t xml:space="preserve"> مد</w:t>
-      </w:r>
-      <w:r>
-        <w:rPr>
-          <w:rtl/>
-        </w:rPr>
-        <w:t xml:space="preserve">ی</w:t>
-      </w:r>
-      <w:r>
-        <w:rPr>
-          <w:rtl/>
-        </w:rPr>
-        <w:t xml:space="preserve">ران</w:t>
-      </w:r>
-      <w:r>
-        <w:rPr>
-          <w:rtl/>
-        </w:rPr>
-        <w:t xml:space="preserve"> خدمات</w:t>
-      </w:r>
-      <w:r>
-        <w:rPr>
-          <w:rtl/>
-        </w:rPr>
-        <w:t xml:space="preserve">ی</w:t>
-      </w:r>
-      <w:r>
-        <w:rPr>
-          <w:rtl/>
-        </w:rPr>
-        <w:t xml:space="preserve"> رابطه مثبت و معنادار</w:t>
-      </w:r>
-      <w:r>
-        <w:rPr>
-          <w:rtl/>
-        </w:rPr>
-        <w:t xml:space="preserve">ی</w:t>
-      </w:r>
-      <w:r>
-        <w:rPr>
-          <w:rtl/>
-        </w:rPr>
-        <w:t xml:space="preserve"> وجود دارد. </w:t>
-      </w:r>
-      <w:r>
-        <w:rPr>
-          <w:rtl/>
-        </w:rPr>
-        <w:t xml:space="preserve">با</w:t>
-      </w:r>
-      <w:r>
-        <w:rPr>
-          <w:rtl/>
-        </w:rPr>
-        <w:t xml:space="preserve">ی</w:t>
-      </w:r>
-      <w:r>
-        <w:rPr>
-          <w:rtl/>
-        </w:rPr>
-        <w:t xml:space="preserve">رن و هم</w:t>
+        <w:t xml:space="preserve">د را تجربه </w:t>
       </w:r>
       <w:r>
         <w:rPr>
@@ -4028,13 +3570,36 @@
         <w:rPr>
           <w:rtl/>
         </w:rPr>
-        <w:t xml:space="preserve">اران</w:t>
-      </w:r>
-      <w:r>
-        <w:rPr>
-          <w:rtl/>
-        </w:rPr>
-        <w:t xml:space="preserve"> </w:t>
+        <w:t xml:space="preserve">رده</w:t>
+      </w:r>
+      <w:r>
+        <w:rPr>
+          <w:rtl/>
+        </w:rPr>
+        <w:t xml:space="preserve">‌</w:t>
+      </w:r>
+      <w:r>
+        <w:rPr>
+          <w:rtl/>
+        </w:rPr>
+        <w:t xml:space="preserve">اند.</w:t>
+      </w:r>
+      <w:r>
+        <w:rPr>
+          <w:rtl/>
+        </w:rPr>
+        <w:t xml:space="preserve"/>
+      </w:r>
+    </w:p>
+    <w:p>
+      <w:pPr>
+        <w:pStyle w:val="2"/>
+      </w:pPr>
+      <w:r>
+        <w:rPr>
+          <w:rtl/>
+        </w:rPr>
+        <w:t xml:space="preserve">جونز، نورمن و وایر </w:t>
       </w:r>
       <w:r>
         <w:rPr>
@@ -4046,7 +3611,7 @@
           <w:szCs w:val="22"/>
           <w:rtl/>
         </w:rPr>
-        <w:footnoteReference w:id="60"/>
+        <w:footnoteReference w:id="61"/>
       </w:r>
       <w:r>
         <w:rPr>
@@ -4058,7 +3623,61 @@
         <w:rPr>
           <w:rtl/>
         </w:rPr>
-        <w:t xml:space="preserve">۲۰۱۳)</w:t>
+        <w:t xml:space="preserve">۲۰۱۰)</w:t>
+      </w:r>
+      <w:r>
+        <w:rPr>
+          <w:rtl/>
+        </w:rPr>
+        <w:t xml:space="preserve">، خستگ</w:t>
+      </w:r>
+      <w:r>
+        <w:rPr>
+          <w:rtl/>
+        </w:rPr>
+        <w:t xml:space="preserve">ی</w:t>
+      </w:r>
+      <w:r>
+        <w:rPr>
+          <w:rtl/>
+        </w:rPr>
+        <w:t xml:space="preserve"> شغل</w:t>
+      </w:r>
+      <w:r>
+        <w:rPr>
+          <w:rtl/>
+        </w:rPr>
+        <w:t xml:space="preserve">ی</w:t>
+      </w:r>
+      <w:r>
+        <w:rPr>
+          <w:rtl/>
+        </w:rPr>
+        <w:t xml:space="preserve"> را با رضا</w:t>
+      </w:r>
+      <w:r>
+        <w:rPr>
+          <w:rtl/>
+        </w:rPr>
+        <w:t xml:space="preserve">ی</w:t>
+      </w:r>
+      <w:r>
+        <w:rPr>
+          <w:rtl/>
+        </w:rPr>
+        <w:t xml:space="preserve">ت</w:t>
+      </w:r>
+      <w:r>
+        <w:rPr>
+          <w:rtl/>
+        </w:rPr>
+        <w:t xml:space="preserve"> شغل</w:t>
+      </w:r>
+      <w:r>
+        <w:rPr>
+          <w:rtl/>
+        </w:rPr>
+        <w:t xml:space="preserve">ی</w:t>
       </w:r>
       <w:r>
         <w:rPr>
@@ -4070,13 +3689,85 @@
         <w:rPr>
           <w:rtl/>
         </w:rPr>
-        <w:t xml:space="preserve"> در پژوهش</w:t>
-      </w:r>
-      <w:r>
-        <w:rPr>
-          <w:rtl/>
-        </w:rPr>
-        <w:t xml:space="preserve">ی به خستگی در بین کارکنان دانشگاهی در رشته‌های حسابداری و مالی پرداختند. آن‌ها دریافتند که اغلب کارکنان </w:t>
+        <w:t xml:space="preserve"> عملکرد شغل</w:t>
+      </w:r>
+      <w:r>
+        <w:rPr>
+          <w:rtl/>
+        </w:rPr>
+        <w:t xml:space="preserve">ی</w:t>
+      </w:r>
+      <w:r>
+        <w:rPr>
+          <w:rtl/>
+        </w:rPr>
+        <w:t xml:space="preserve"> و ترک محل در کارکنان حسابدار</w:t>
+      </w:r>
+      <w:r>
+        <w:rPr>
+          <w:rtl/>
+        </w:rPr>
+        <w:t xml:space="preserve">ی</w:t>
+      </w:r>
+      <w:r>
+        <w:rPr>
+          <w:rtl/>
+        </w:rPr>
+        <w:t xml:space="preserve"> مورد بررس</w:t>
+      </w:r>
+      <w:r>
+        <w:rPr>
+          <w:rtl/>
+        </w:rPr>
+        <w:t xml:space="preserve">ی</w:t>
+      </w:r>
+      <w:r>
+        <w:rPr>
+          <w:rtl/>
+        </w:rPr>
+        <w:t xml:space="preserve"> قرار دادند. نتا</w:t>
+      </w:r>
+      <w:r>
+        <w:rPr>
+          <w:rtl/>
+        </w:rPr>
+        <w:t xml:space="preserve">ی</w:t>
+      </w:r>
+      <w:r>
+        <w:rPr>
+          <w:rtl/>
+        </w:rPr>
+        <w:t xml:space="preserve">ج</w:t>
+      </w:r>
+      <w:r>
+        <w:rPr>
+          <w:rtl/>
+        </w:rPr>
+        <w:t xml:space="preserve"> ا</w:t>
+      </w:r>
+      <w:r>
+        <w:rPr>
+          <w:rtl/>
+        </w:rPr>
+        <w:t xml:space="preserve">ی</w:t>
+      </w:r>
+      <w:r>
+        <w:rPr>
+          <w:rtl/>
+        </w:rPr>
+        <w:t xml:space="preserve">ن</w:t>
+      </w:r>
+      <w:r>
+        <w:rPr>
+          <w:rtl/>
+        </w:rPr>
+        <w:t xml:space="preserve"> پژوهش حاصل از آن است که</w:t>
+      </w:r>
+      <w:r>
+        <w:rPr>
+          <w:rtl/>
+        </w:rPr>
+        <w:t xml:space="preserve"> </w:t>
       </w:r>
       <w:r>
         <w:rPr>
@@ -4094,7 +3785,7 @@
         <w:rPr>
           <w:rtl/>
         </w:rPr>
-        <w:t xml:space="preserve"> عاطف</w:t>
+        <w:t xml:space="preserve"> شغل</w:t>
       </w:r>
       <w:r>
         <w:rPr>
@@ -4106,7 +3797,7 @@
         <w:rPr>
           <w:rtl/>
         </w:rPr>
-        <w:t xml:space="preserve"> فرسودگ</w:t>
+        <w:t xml:space="preserve"> رابطه‌ا</w:t>
       </w:r>
       <w:r>
         <w:rPr>
@@ -4118,19 +3809,85 @@
         <w:rPr>
           <w:rtl/>
         </w:rPr>
+        <w:t xml:space="preserve"> منف</w:t>
+      </w:r>
+      <w:r>
+        <w:rPr>
+          <w:rtl/>
+        </w:rPr>
+        <w:t xml:space="preserve">ی</w:t>
+      </w:r>
+      <w:r>
+        <w:rPr>
+          <w:rtl/>
+        </w:rPr>
+        <w:t xml:space="preserve"> با رضا</w:t>
+      </w:r>
+      <w:r>
+        <w:rPr>
+          <w:rtl/>
+        </w:rPr>
+        <w:t xml:space="preserve">ی</w:t>
+      </w:r>
+      <w:r>
+        <w:rPr>
+          <w:rtl/>
+        </w:rPr>
+        <w:t xml:space="preserve">ت</w:t>
+      </w:r>
+      <w:r>
+        <w:rPr>
+          <w:rtl/>
+        </w:rPr>
+        <w:t xml:space="preserve"> شغل</w:t>
+      </w:r>
+      <w:r>
+        <w:rPr>
+          <w:rtl/>
+        </w:rPr>
+        <w:t xml:space="preserve">ی</w:t>
+      </w:r>
+      <w:r>
+        <w:rPr>
+          <w:rtl/>
+        </w:rPr>
+        <w:t xml:space="preserve"> و عملکرد شغل</w:t>
+      </w:r>
+      <w:r>
+        <w:rPr>
+          <w:rtl/>
+        </w:rPr>
+        <w:t xml:space="preserve">ی</w:t>
+      </w:r>
+      <w:r>
+        <w:rPr>
+          <w:rtl/>
+        </w:rPr>
+        <w:t xml:space="preserve"> دراد و با ترک محل کار ارتباط مثبت</w:t>
+      </w:r>
+      <w:r>
+        <w:rPr>
+          <w:rtl/>
+        </w:rPr>
+        <w:t xml:space="preserve">ی</w:t>
+      </w:r>
+      <w:r>
+        <w:rPr>
+          <w:rtl/>
+        </w:rPr>
+        <w:t xml:space="preserve"> دارد.</w:t>
+      </w:r>
+      <w:r>
+        <w:rPr>
+          <w:rtl/>
+        </w:rPr>
         <w:t xml:space="preserve"> </w:t>
       </w:r>
       <w:r>
         <w:rPr>
           <w:rtl/>
         </w:rPr>
-        <w:t xml:space="preserve">ک</w:t>
-      </w:r>
-      <w:r>
-        <w:rPr>
-          <w:rtl/>
-        </w:rPr>
-        <w:t xml:space="preserve">م </w:t>
+        <w:t xml:space="preserve">فوگارت</w:t>
       </w:r>
       <w:r>
         <w:rPr>
@@ -4142,126 +3899,19 @@
         <w:rPr>
           <w:rtl/>
         </w:rPr>
-        <w:t xml:space="preserve">ا متوسط </w:t>
-      </w:r>
-      <w:r>
-        <w:rPr>
-          <w:rtl/>
-        </w:rPr>
-        <w:t xml:space="preserve">و همچنین مسخ شخصیت و</w:t>
+        <w:t xml:space="preserve"> و </w:t>
+      </w:r>
+      <w:r>
+        <w:rPr>
+          <w:rtl/>
+        </w:rPr>
+        <w:t xml:space="preserve">کالبرز</w:t>
       </w:r>
       <w:r>
         <w:rPr>
           <w:rtl/>
         </w:rPr>
         <w:t xml:space="preserve"> </w:t>
-      </w:r>
-      <w:r>
-        <w:rPr>
-          <w:rtl/>
-        </w:rPr>
-        <w:t xml:space="preserve">ک</w:t>
-      </w:r>
-      <w:r>
-        <w:rPr>
-          <w:rtl/>
-        </w:rPr>
-        <w:t xml:space="preserve">اهش</w:t>
-      </w:r>
-      <w:r>
-        <w:rPr>
-          <w:rtl/>
-        </w:rPr>
-        <w:t xml:space="preserve"> </w:t>
-      </w:r>
-      <w:r>
-        <w:rPr>
-          <w:rtl/>
-        </w:rPr>
-        <w:t xml:space="preserve">ک</w:t>
-      </w:r>
-      <w:r>
-        <w:rPr>
-          <w:rtl/>
-        </w:rPr>
-        <w:t xml:space="preserve">فا</w:t>
-      </w:r>
-      <w:r>
-        <w:rPr>
-          <w:rtl/>
-        </w:rPr>
-        <w:t xml:space="preserve">ی</w:t>
-      </w:r>
-      <w:r>
-        <w:rPr>
-          <w:rtl/>
-        </w:rPr>
-        <w:t xml:space="preserve">ت شخص</w:t>
-      </w:r>
-      <w:r>
-        <w:rPr>
-          <w:rtl/>
-        </w:rPr>
-        <w:t xml:space="preserve">ی</w:t>
-      </w:r>
-      <w:r>
-        <w:rPr>
-          <w:rtl/>
-        </w:rPr>
-        <w:t xml:space="preserve"> شد</w:t>
-      </w:r>
-      <w:r>
-        <w:rPr>
-          <w:rtl/>
-        </w:rPr>
-        <w:t xml:space="preserve">ی</w:t>
-      </w:r>
-      <w:r>
-        <w:rPr>
-          <w:rtl/>
-        </w:rPr>
-        <w:t xml:space="preserve">د را تجربه </w:t>
-      </w:r>
-      <w:r>
-        <w:rPr>
-          <w:rtl/>
-        </w:rPr>
-        <w:t xml:space="preserve">ک</w:t>
-      </w:r>
-      <w:r>
-        <w:rPr>
-          <w:rtl/>
-        </w:rPr>
-        <w:t xml:space="preserve">رده</w:t>
-      </w:r>
-      <w:r>
-        <w:rPr>
-          <w:rtl/>
-        </w:rPr>
-        <w:t xml:space="preserve">‌</w:t>
-      </w:r>
-      <w:r>
-        <w:rPr>
-          <w:rtl/>
-        </w:rPr>
-        <w:t xml:space="preserve">اند.</w:t>
-      </w:r>
-      <w:r>
-        <w:rPr>
-          <w:rtl/>
-        </w:rPr>
-        <w:t xml:space="preserve"/>
-      </w:r>
-    </w:p>
-    <w:p>
-      <w:pPr>
-        <w:pStyle w:val="2"/>
-      </w:pPr>
-      <w:r>
-        <w:rPr>
-          <w:rtl/>
-        </w:rPr>
-        <w:t xml:space="preserve">جونز، نورمن و وایر </w:t>
       </w:r>
       <w:r>
         <w:rPr>
@@ -4273,318 +3923,6 @@
           <w:szCs w:val="22"/>
           <w:rtl/>
         </w:rPr>
-        <w:footnoteReference w:id="61"/>
-      </w:r>
-      <w:r>
-        <w:rPr>
-          <w:rtl/>
-        </w:rPr>
-        <w:t xml:space="preserve"> (</w:t>
-      </w:r>
-      <w:r>
-        <w:rPr>
-          <w:rtl/>
-        </w:rPr>
-        <w:t xml:space="preserve">۲۰۱۰)</w:t>
-      </w:r>
-      <w:r>
-        <w:rPr>
-          <w:rtl/>
-        </w:rPr>
-        <w:t xml:space="preserve">، خستگ</w:t>
-      </w:r>
-      <w:r>
-        <w:rPr>
-          <w:rtl/>
-        </w:rPr>
-        <w:t xml:space="preserve">ی</w:t>
-      </w:r>
-      <w:r>
-        <w:rPr>
-          <w:rtl/>
-        </w:rPr>
-        <w:t xml:space="preserve"> شغل</w:t>
-      </w:r>
-      <w:r>
-        <w:rPr>
-          <w:rtl/>
-        </w:rPr>
-        <w:t xml:space="preserve">ی</w:t>
-      </w:r>
-      <w:r>
-        <w:rPr>
-          <w:rtl/>
-        </w:rPr>
-        <w:t xml:space="preserve"> را با رضا</w:t>
-      </w:r>
-      <w:r>
-        <w:rPr>
-          <w:rtl/>
-        </w:rPr>
-        <w:t xml:space="preserve">ی</w:t>
-      </w:r>
-      <w:r>
-        <w:rPr>
-          <w:rtl/>
-        </w:rPr>
-        <w:t xml:space="preserve">ت</w:t>
-      </w:r>
-      <w:r>
-        <w:rPr>
-          <w:rtl/>
-        </w:rPr>
-        <w:t xml:space="preserve"> شغل</w:t>
-      </w:r>
-      <w:r>
-        <w:rPr>
-          <w:rtl/>
-        </w:rPr>
-        <w:t xml:space="preserve">ی</w:t>
-      </w:r>
-      <w:r>
-        <w:rPr>
-          <w:rtl/>
-        </w:rPr>
-        <w:t xml:space="preserve">،</w:t>
-      </w:r>
-      <w:r>
-        <w:rPr>
-          <w:rtl/>
-        </w:rPr>
-        <w:t xml:space="preserve"> عملکرد شغل</w:t>
-      </w:r>
-      <w:r>
-        <w:rPr>
-          <w:rtl/>
-        </w:rPr>
-        <w:t xml:space="preserve">ی</w:t>
-      </w:r>
-      <w:r>
-        <w:rPr>
-          <w:rtl/>
-        </w:rPr>
-        <w:t xml:space="preserve"> و ترک محل در کارکنان حسابدار</w:t>
-      </w:r>
-      <w:r>
-        <w:rPr>
-          <w:rtl/>
-        </w:rPr>
-        <w:t xml:space="preserve">ی</w:t>
-      </w:r>
-      <w:r>
-        <w:rPr>
-          <w:rtl/>
-        </w:rPr>
-        <w:t xml:space="preserve"> مورد بررس</w:t>
-      </w:r>
-      <w:r>
-        <w:rPr>
-          <w:rtl/>
-        </w:rPr>
-        <w:t xml:space="preserve">ی</w:t>
-      </w:r>
-      <w:r>
-        <w:rPr>
-          <w:rtl/>
-        </w:rPr>
-        <w:t xml:space="preserve"> قرار دادند. نتا</w:t>
-      </w:r>
-      <w:r>
-        <w:rPr>
-          <w:rtl/>
-        </w:rPr>
-        <w:t xml:space="preserve">ی</w:t>
-      </w:r>
-      <w:r>
-        <w:rPr>
-          <w:rtl/>
-        </w:rPr>
-        <w:t xml:space="preserve">ج</w:t>
-      </w:r>
-      <w:r>
-        <w:rPr>
-          <w:rtl/>
-        </w:rPr>
-        <w:t xml:space="preserve"> ا</w:t>
-      </w:r>
-      <w:r>
-        <w:rPr>
-          <w:rtl/>
-        </w:rPr>
-        <w:t xml:space="preserve">ی</w:t>
-      </w:r>
-      <w:r>
-        <w:rPr>
-          <w:rtl/>
-        </w:rPr>
-        <w:t xml:space="preserve">ن</w:t>
-      </w:r>
-      <w:r>
-        <w:rPr>
-          <w:rtl/>
-        </w:rPr>
-        <w:t xml:space="preserve"> پژوهش حاصل از آن است که</w:t>
-      </w:r>
-      <w:r>
-        <w:rPr>
-          <w:rtl/>
-        </w:rPr>
-        <w:t xml:space="preserve"> </w:t>
-      </w:r>
-      <w:r>
-        <w:rPr>
-          <w:rtl/>
-        </w:rPr>
-        <w:t xml:space="preserve">خستگ</w:t>
-      </w:r>
-      <w:r>
-        <w:rPr>
-          <w:rtl/>
-        </w:rPr>
-        <w:t xml:space="preserve">ی</w:t>
-      </w:r>
-      <w:r>
-        <w:rPr>
-          <w:rtl/>
-        </w:rPr>
-        <w:t xml:space="preserve"> شغل</w:t>
-      </w:r>
-      <w:r>
-        <w:rPr>
-          <w:rtl/>
-        </w:rPr>
-        <w:t xml:space="preserve">ی</w:t>
-      </w:r>
-      <w:r>
-        <w:rPr>
-          <w:rtl/>
-        </w:rPr>
-        <w:t xml:space="preserve"> رابطه‌ا</w:t>
-      </w:r>
-      <w:r>
-        <w:rPr>
-          <w:rtl/>
-        </w:rPr>
-        <w:t xml:space="preserve">ی</w:t>
-      </w:r>
-      <w:r>
-        <w:rPr>
-          <w:rtl/>
-        </w:rPr>
-        <w:t xml:space="preserve"> منف</w:t>
-      </w:r>
-      <w:r>
-        <w:rPr>
-          <w:rtl/>
-        </w:rPr>
-        <w:t xml:space="preserve">ی</w:t>
-      </w:r>
-      <w:r>
-        <w:rPr>
-          <w:rtl/>
-        </w:rPr>
-        <w:t xml:space="preserve"> با رضا</w:t>
-      </w:r>
-      <w:r>
-        <w:rPr>
-          <w:rtl/>
-        </w:rPr>
-        <w:t xml:space="preserve">ی</w:t>
-      </w:r>
-      <w:r>
-        <w:rPr>
-          <w:rtl/>
-        </w:rPr>
-        <w:t xml:space="preserve">ت</w:t>
-      </w:r>
-      <w:r>
-        <w:rPr>
-          <w:rtl/>
-        </w:rPr>
-        <w:t xml:space="preserve"> شغل</w:t>
-      </w:r>
-      <w:r>
-        <w:rPr>
-          <w:rtl/>
-        </w:rPr>
-        <w:t xml:space="preserve">ی</w:t>
-      </w:r>
-      <w:r>
-        <w:rPr>
-          <w:rtl/>
-        </w:rPr>
-        <w:t xml:space="preserve"> و عملکرد شغل</w:t>
-      </w:r>
-      <w:r>
-        <w:rPr>
-          <w:rtl/>
-        </w:rPr>
-        <w:t xml:space="preserve">ی</w:t>
-      </w:r>
-      <w:r>
-        <w:rPr>
-          <w:rtl/>
-        </w:rPr>
-        <w:t xml:space="preserve"> دراد و با ترک محل کار ارتباط مثبت</w:t>
-      </w:r>
-      <w:r>
-        <w:rPr>
-          <w:rtl/>
-        </w:rPr>
-        <w:t xml:space="preserve">ی</w:t>
-      </w:r>
-      <w:r>
-        <w:rPr>
-          <w:rtl/>
-        </w:rPr>
-        <w:t xml:space="preserve"> دارد.</w:t>
-      </w:r>
-      <w:r>
-        <w:rPr>
-          <w:rtl/>
-        </w:rPr>
-        <w:t xml:space="preserve"> </w:t>
-      </w:r>
-      <w:r>
-        <w:rPr>
-          <w:rtl/>
-        </w:rPr>
-        <w:t xml:space="preserve">فوگارت</w:t>
-      </w:r>
-      <w:r>
-        <w:rPr>
-          <w:rtl/>
-        </w:rPr>
-        <w:t xml:space="preserve">ی</w:t>
-      </w:r>
-      <w:r>
-        <w:rPr>
-          <w:rtl/>
-        </w:rPr>
-        <w:t xml:space="preserve"> و </w:t>
-      </w:r>
-      <w:r>
-        <w:rPr>
-          <w:rtl/>
-        </w:rPr>
-        <w:t xml:space="preserve">کالبرز</w:t>
-      </w:r>
-      <w:r>
-        <w:rPr>
-          <w:rtl/>
-        </w:rPr>
-        <w:t xml:space="preserve"> </w:t>
-      </w:r>
-      <w:r>
-        <w:rPr>
-          <w:rStyle w:val="FootnoteReference"/>
-          <w:rFonts w:cs="B Zar"/>
-          <w:b w:val="0"/>
-          <w:bCs w:val="0"/>
-          <w:color w:val="000000"/>
-          <w:szCs w:val="22"/>
-          <w:rtl/>
-        </w:rPr>
         <w:footnoteReference w:id="62"/>
       </w:r>
       <w:r>
@@ -4846,7 +4184,7 @@
       </w:pPr>
       <w:r>
         <w:rPr/>
-        <w:t xml:space="preserve">شوبکلایی و همکاران (۱۴۰۴) دریافتند زندگی خانوادگی و گروه حسابرسی از مهم‌ترین عوامل استرس‌زای حسابرسان مستقل‌اند و تعارض کار - خانواده و فشار گروه حسابرسی قوی‌ترین پیش‌بینی‌کننده‌های استرس کاری هستند. وحدانی و زحمت‌کش (۱۳۹۸) نشان دادند ابهام نقش با افزایش فرسودگی شغلی (به‌ویژه خستگی عاطفی) همراه است و خواجوی و برزگر (۱۳۹۵) اثر مستقیم مثبت تعارض نقش بر خستگی عاطفی را گزارش کردند. مرویان حسینی و لاری دشت بیاض (۱۳۹۴) رابطه مثبت استرس شغلی با خستگی شغلی و رابطه منفی خستگی شغلی با عملکرد حسابرسان را نشان دادند. مهدوی و ابراهیمی (۱۳۹۴) نیز دریافتند تعهد عاطفی سازمانی با تعارض بین حرفه و سازمان رابطه منفی و معنادار دارد.</w:t>
+        <w:t xml:space="preserve">شوبکلایی و همکاران (۱۴۰۴) شش عامل استرس‌زای حسابرسان مستقل را شناسایی و اولویت‌بندی کردند و گروه حسابرسی را از مهم‌ترین آن‌ها دانستند. وحدانی و زحمت‌کش (۱۳۹۸) نشان دادند ابهام نقش با افزایش فرسودگی شغلی (به‌ویژه خستگی عاطفی) همراه است و خواجوی و برزگر (۱۳۹۵) اثر مستقیم مثبت تعارض نقش بر خستگی عاطفی را گزارش کردند. مرویان حسینی و لاری دشت بیاض (۱۳۹۴) رابطه مثبت استرس شغلی با خستگی شغلی و رابطه منفی خستگی شغلی با عملکرد حسابرسان را نشان دادند. مهدوی و ابراهیمی (۱۳۹۴) نیز دریافتند تعهد عاطفی سازمانی با تعارض بین حرفه و سازمان رابطه منفی و معنادار دارد.</w:t>
       </w:r>
     </w:p>
     <w:p>
@@ -13235,7 +12573,7 @@
           <w:sz w:val="22"/>
           <w:szCs w:val="22"/>
         </w:rPr>
-        <w:t xml:space="preserve">. </w:t>
+        <w:t xml:space="preserve">, 21(5), 777–804. </w:t>
       </w:r>
       <w:hyperlink r:id="rId15" w:tgtFrame="_blank" w:history="1">
         <w:r>
@@ -13305,39 +12643,6 @@
           <w:sz w:val="22"/>
           <w:szCs w:val="22"/>
         </w:rPr>
-        <w:t xml:space="preserve">Berkovich, I., &amp; Eyal, O. (2022). The dark side of affective commitment: The paradox of highly committed employees in high-stress environments. </w:t>
-      </w:r>
-      <w:r>
-        <w:rPr>
-          <w:rFonts w:ascii="Times New Roman" w:hAnsi="Times New Roman" w:cs="Times New Roman"/>
-          <w:i/>
-          <w:iCs/>
-          <w:sz w:val="22"/>
-          <w:szCs w:val="22"/>
-        </w:rPr>
-        <w:t>Journal of Organizational Behavior</w:t>
-      </w:r>
-      <w:r>
-        <w:rPr>
-          <w:rFonts w:ascii="Times New Roman" w:hAnsi="Times New Roman" w:cs="Times New Roman"/>
-          <w:sz w:val="22"/>
-          <w:szCs w:val="22"/>
-        </w:rPr>
-        <w:t>.</w:t>
-      </w:r>
-    </w:p>
-    <w:p>
-      <w:pPr>
-        <w:bidi w:val="0"/>
-        <w:ind w:left="510" w:hanging="510"/>
-        <w:jc w:val="both"/>
-      </w:pPr>
-      <w:r>
-        <w:rPr>
-          <w:rFonts w:ascii="Times New Roman" w:hAnsi="Times New Roman" w:cs="Times New Roman"/>
-          <w:sz w:val="22"/>
-          <w:szCs w:val="22"/>
-        </w:rPr>
         <w:t xml:space="preserve">Byrne, M., Chughtai, A., Flood, B., Murphy, E., &amp; Willis, P. (2013). Burnout among accounting and finance academics in Ireland. </w:t>
       </w:r>
       <w:r>
@@ -13400,7 +12705,7 @@
           <w:sz w:val="22"/>
           <w:szCs w:val="22"/>
         </w:rPr>
-        <w:t xml:space="preserve">Cohen, M., Klein, E., Geiger, B., &amp; Addadi, L. (2003). Organization and adhesive properties of the hyaluronan pericellular coat of chondrocytes and epithelial cells. </w:t>
+        <w:t xml:space="preserve">Cohen, A. (2003). </w:t>
       </w:r>
       <w:r>
         <w:rPr>
@@ -13410,7 +12715,7 @@
           <w:sz w:val="22"/>
           <w:szCs w:val="22"/>
         </w:rPr>
-        <w:t>Biophysical Journal</w:t>
+        <w:t xml:space="preserve">Multiple commitments in the workplace: An integrative approach</w:t>
       </w:r>
       <w:r>
         <w:rPr>
@@ -13418,7 +12723,22 @@
           <w:sz w:val="22"/>
           <w:szCs w:val="22"/>
         </w:rPr>
-        <w:t xml:space="preserve">, </w:t>
+        <w:t xml:space="preserve">. Lawrence Erlbaum Associates.</w:t>
+      </w:r>
+    </w:p>
+    <w:p>
+      <w:pPr>
+        <w:bidi w:val="0"/>
+        <w:ind w:left="510" w:hanging="510"/>
+        <w:jc w:val="both"/>
+      </w:pPr>
+      <w:r>
+        <w:rPr>
+          <w:rFonts w:ascii="Times New Roman" w:hAnsi="Times New Roman" w:cs="Times New Roman"/>
+          <w:sz w:val="22"/>
+          <w:szCs w:val="22"/>
+        </w:rPr>
+        <w:t xml:space="preserve">Cohen, J. (1988). </w:t>
       </w:r>
       <w:r>
         <w:rPr>
@@ -13428,7 +12748,7 @@
           <w:sz w:val="22"/>
           <w:szCs w:val="22"/>
         </w:rPr>
-        <w:t>85</w:t>
+        <w:t>Statistical power analysis for the behavioral sciences</w:t>
       </w:r>
       <w:r>
         <w:rPr>
@@ -13436,19 +12756,8 @@
           <w:sz w:val="22"/>
           <w:szCs w:val="22"/>
         </w:rPr>
-        <w:t xml:space="preserve">(3), 1996–2005. </w:t>
-      </w:r>
-      <w:hyperlink r:id="rId19" w:tgtFrame="_blank" w:history="1">
-        <w:r>
-          <w:rPr>
-            <w:rStyle w:val="Hyperlink"/>
-            <w:rFonts w:ascii="Times New Roman" w:hAnsi="Times New Roman" w:cs="Times New Roman"/>
-            <w:sz w:val="22"/>
-            <w:szCs w:val="22"/>
-          </w:rPr>
-          <w:t>https://doi.org/10.1016/S0006-3495(03)74627-X</w:t>
-        </w:r>
-      </w:hyperlink>
+        <w:t xml:space="preserve"> (2nd ed.). Lawrence Erlbaum Associates.</w:t>
+      </w:r>
     </w:p>
     <w:p>
       <w:pPr>
@@ -13462,7 +12771,7 @@
           <w:sz w:val="22"/>
           <w:szCs w:val="22"/>
         </w:rPr>
-        <w:t xml:space="preserve">Cohen, J. (1988). </w:t>
+        <w:t xml:space="preserve">Conceição, A., &amp; Palma-Moreira, A. (2025). The relationship between occupational stress, burnout, and perceived performance: The moderating role of work regime. </w:t>
       </w:r>
       <w:r>
         <w:rPr>
@@ -13472,7 +12781,7 @@
           <w:sz w:val="22"/>
           <w:szCs w:val="22"/>
         </w:rPr>
-        <w:t>Statistical power analysis for the behavioral sciences</w:t>
+        <w:t xml:space="preserve">Administrative Sciences, 15</w:t>
       </w:r>
       <w:r>
         <w:rPr>
@@ -13480,71 +12789,8 @@
           <w:sz w:val="22"/>
           <w:szCs w:val="22"/>
         </w:rPr>
-        <w:t xml:space="preserve"> (2nd ed.). Lawrence Erlbaum Associates.</w:t>
-      </w:r>
-    </w:p>
-    <w:p>
-      <w:pPr>
-        <w:bidi w:val="0"/>
-        <w:ind w:left="510" w:hanging="510"/>
-        <w:jc w:val="both"/>
-      </w:pPr>
-      <w:r>
-        <w:rPr>
-          <w:rFonts w:ascii="Times New Roman" w:hAnsi="Times New Roman" w:cs="Times New Roman"/>
-          <w:sz w:val="22"/>
-          <w:szCs w:val="22"/>
-        </w:rPr>
-        <w:lastRenderedPageBreak/>
-        <w:t xml:space="preserve">Conceição, A., &amp; Ferreira, A. I. (2025). The relationship between occupational stress, burnout, and performance: A study with auditors. </w:t>
-      </w:r>
-      <w:r>
-        <w:rPr>
-          <w:rFonts w:ascii="Times New Roman" w:hAnsi="Times New Roman" w:cs="Times New Roman"/>
-          <w:i/>
-          <w:iCs/>
-          <w:sz w:val="22"/>
-          <w:szCs w:val="22"/>
-        </w:rPr>
-        <w:t>Administrative Sciences</w:t>
-      </w:r>
-      <w:r>
-        <w:rPr>
-          <w:rFonts w:ascii="Times New Roman" w:hAnsi="Times New Roman" w:cs="Times New Roman"/>
-          <w:sz w:val="22"/>
-          <w:szCs w:val="22"/>
-        </w:rPr>
-        <w:t xml:space="preserve">, </w:t>
-      </w:r>
-      <w:r>
-        <w:rPr>
-          <w:rFonts w:ascii="Times New Roman" w:hAnsi="Times New Roman" w:cs="Times New Roman"/>
-          <w:i/>
-          <w:iCs/>
-          <w:sz w:val="22"/>
-          <w:szCs w:val="22"/>
-        </w:rPr>
-        <w:t>15</w:t>
-      </w:r>
-      <w:r>
-        <w:rPr>
-          <w:rFonts w:ascii="Times New Roman" w:hAnsi="Times New Roman" w:cs="Times New Roman"/>
-          <w:sz w:val="22"/>
-          <w:szCs w:val="22"/>
-        </w:rPr>
-        <w:t xml:space="preserve">(10), 377. </w:t>
-      </w:r>
-      <w:hyperlink r:id="rId20" w:tgtFrame="_blank" w:history="1">
-        <w:r>
-          <w:rPr>
-            <w:rStyle w:val="Hyperlink"/>
-            <w:rFonts w:ascii="Times New Roman" w:hAnsi="Times New Roman" w:cs="Times New Roman"/>
-            <w:sz w:val="22"/>
-            <w:szCs w:val="22"/>
-          </w:rPr>
-          <w:t>https://doi.org/10.3390/admsci15100377</w:t>
-        </w:r>
-      </w:hyperlink>
+        <w:t xml:space="preserve">(10), 377. https://doi.org/10.3390/admsci15100377</w:t>
+      </w:r>
     </w:p>
     <w:p>
       <w:pPr>
@@ -13638,7 +12884,7 @@
           <w:sz w:val="22"/>
           <w:szCs w:val="22"/>
         </w:rPr>
-        <w:t xml:space="preserve">. </w:t>
+        <w:t xml:space="preserve">, 16(1), 29–50. </w:t>
       </w:r>
       <w:hyperlink r:id="rId22" w:tgtFrame="_blank" w:history="1">
         <w:r>
@@ -13664,57 +12910,6 @@
           <w:sz w:val="22"/>
           <w:szCs w:val="22"/>
         </w:rPr>
-        <w:t xml:space="preserve">Dietz, B., Pohlmann, L., &amp; Schulze-Buschoff, K. S. (2012). The triggers and consequences of audit team stress. </w:t>
-      </w:r>
-      <w:r>
-        <w:rPr>
-          <w:rFonts w:ascii="Times New Roman" w:hAnsi="Times New Roman" w:cs="Times New Roman"/>
-          <w:i/>
-          <w:iCs/>
-          <w:sz w:val="22"/>
-          <w:szCs w:val="22"/>
-        </w:rPr>
-        <w:t>Accounting, Auditing &amp; Accountability Journal</w:t>
-      </w:r>
-      <w:r>
-        <w:rPr>
-          <w:rFonts w:ascii="Times New Roman" w:hAnsi="Times New Roman" w:cs="Times New Roman"/>
-          <w:sz w:val="22"/>
-          <w:szCs w:val="22"/>
-        </w:rPr>
-        <w:t xml:space="preserve">, </w:t>
-      </w:r>
-      <w:r>
-        <w:rPr>
-          <w:rFonts w:ascii="Times New Roman" w:hAnsi="Times New Roman" w:cs="Times New Roman"/>
-          <w:i/>
-          <w:iCs/>
-          <w:sz w:val="22"/>
-          <w:szCs w:val="22"/>
-        </w:rPr>
-        <w:t>25</w:t>
-      </w:r>
-      <w:r>
-        <w:rPr>
-          <w:rFonts w:ascii="Times New Roman" w:hAnsi="Times New Roman" w:cs="Times New Roman"/>
-          <w:sz w:val="22"/>
-          <w:szCs w:val="22"/>
-        </w:rPr>
-        <w:t xml:space="preserve">(5), 823–855. </w:t>
-      </w:r>
-    </w:p>
-    <w:p>
-      <w:pPr>
-        <w:bidi w:val="0"/>
-        <w:ind w:left="510" w:hanging="510"/>
-        <w:jc w:val="both"/>
-      </w:pPr>
-      <w:r>
-        <w:rPr>
-          <w:rFonts w:ascii="Times New Roman" w:hAnsi="Times New Roman" w:cs="Times New Roman"/>
-          <w:sz w:val="22"/>
-          <w:szCs w:val="22"/>
-        </w:rPr>
         <w:t xml:space="preserve">Dormann, C., &amp; Zapf, D. (2004). Customer-related social stressors and burnout. </w:t>
       </w:r>
       <w:r>
@@ -13927,57 +13122,6 @@
           <w:sz w:val="22"/>
           <w:szCs w:val="22"/>
         </w:rPr>
-        <w:t xml:space="preserve">Fogarty, T. J., Pierce, B. J., &amp; Staley, A. B. (2000). An exploratory examination of the antecedents and consequences of burnout among public accountants. </w:t>
-      </w:r>
-      <w:r>
-        <w:rPr>
-          <w:rFonts w:ascii="Times New Roman" w:hAnsi="Times New Roman" w:cs="Times New Roman"/>
-          <w:i/>
-          <w:iCs/>
-          <w:sz w:val="22"/>
-          <w:szCs w:val="22"/>
-        </w:rPr>
-        <w:t>Issues in Accounting Education</w:t>
-      </w:r>
-      <w:r>
-        <w:rPr>
-          <w:rFonts w:ascii="Times New Roman" w:hAnsi="Times New Roman" w:cs="Times New Roman"/>
-          <w:sz w:val="22"/>
-          <w:szCs w:val="22"/>
-        </w:rPr>
-        <w:t xml:space="preserve">, </w:t>
-      </w:r>
-      <w:r>
-        <w:rPr>
-          <w:rFonts w:ascii="Times New Roman" w:hAnsi="Times New Roman" w:cs="Times New Roman"/>
-          <w:i/>
-          <w:iCs/>
-          <w:sz w:val="22"/>
-          <w:szCs w:val="22"/>
-        </w:rPr>
-        <w:t>15</w:t>
-      </w:r>
-      <w:r>
-        <w:rPr>
-          <w:rFonts w:ascii="Times New Roman" w:hAnsi="Times New Roman" w:cs="Times New Roman"/>
-          <w:sz w:val="22"/>
-          <w:szCs w:val="22"/>
-        </w:rPr>
-        <w:t xml:space="preserve">(2), 217–239. </w:t>
-      </w:r>
-    </w:p>
-    <w:p>
-      <w:pPr>
-        <w:bidi w:val="0"/>
-        <w:ind w:left="510" w:hanging="510"/>
-        <w:jc w:val="both"/>
-      </w:pPr>
-      <w:r>
-        <w:rPr>
-          <w:rFonts w:ascii="Times New Roman" w:hAnsi="Times New Roman" w:cs="Times New Roman"/>
-          <w:sz w:val="22"/>
-          <w:szCs w:val="22"/>
-        </w:rPr>
         <w:t xml:space="preserve">Fogarty, T. J., Singh, J., Rhoads, G. K., &amp; Moore, R. K. (2000). Antecedents and consequences of burnout in accounting: Beyond the role stress model. </w:t>
       </w:r>
       <w:r>
@@ -14347,7 +13491,7 @@
           <w:sz w:val="22"/>
           <w:szCs w:val="22"/>
         </w:rPr>
-        <w:t xml:space="preserve">Iswari, T. I. (2020). Effects of organizational–professional conflict and auditor burnout on dysfunctional audit behaviour. </w:t>
+        <w:t xml:space="preserve">Jones, A., III, Norman, C. S., &amp; Wier, B. (2010). Healthy lifestyle as a coping mechanism for role stress in public accounting. </w:t>
       </w:r>
       <w:r>
         <w:rPr>
@@ -14357,7 +13501,7 @@
           <w:sz w:val="22"/>
           <w:szCs w:val="22"/>
         </w:rPr>
-        <w:t>Holistica Journal of Business and Public Administration</w:t>
+        <w:t xml:space="preserve">Behavioral Research in Accounting, 22</w:t>
       </w:r>
       <w:r>
         <w:rPr>
@@ -14365,87 +13509,7 @@
           <w:sz w:val="22"/>
           <w:szCs w:val="22"/>
         </w:rPr>
-        <w:t xml:space="preserve">, </w:t>
-      </w:r>
-      <w:r>
-        <w:rPr>
-          <w:rFonts w:ascii="Times New Roman" w:hAnsi="Times New Roman" w:cs="Times New Roman"/>
-          <w:i/>
-          <w:iCs/>
-          <w:sz w:val="22"/>
-          <w:szCs w:val="22"/>
-        </w:rPr>
-        <w:t>11</w:t>
-      </w:r>
-      <w:r>
-        <w:rPr>
-          <w:rFonts w:ascii="Times New Roman" w:hAnsi="Times New Roman" w:cs="Times New Roman"/>
-          <w:sz w:val="22"/>
-          <w:szCs w:val="22"/>
-        </w:rPr>
-        <w:t xml:space="preserve">(3), 102–119. </w:t>
-      </w:r>
-      <w:hyperlink r:id="rId33" w:history="1">
-        <w:r>
-          <w:rPr>
-            <w:rStyle w:val="Hyperlink"/>
-            <w:rFonts w:ascii="Times New Roman" w:hAnsi="Times New Roman" w:cs="Times New Roman"/>
-            <w:sz w:val="22"/>
-            <w:szCs w:val="22"/>
-          </w:rPr>
-          <w:t>https://doi.org/10.2478/hjbpa-2020-0034</w:t>
-        </w:r>
-      </w:hyperlink>
-    </w:p>
-    <w:p>
-      <w:pPr>
-        <w:bidi w:val="0"/>
-        <w:ind w:left="510" w:hanging="510"/>
-        <w:jc w:val="both"/>
-      </w:pPr>
-      <w:r>
-        <w:rPr>
-          <w:rFonts w:ascii="Times New Roman" w:hAnsi="Times New Roman" w:cs="Times New Roman"/>
-          <w:sz w:val="22"/>
-          <w:szCs w:val="22"/>
-        </w:rPr>
-        <w:t xml:space="preserve">Jones, A., Norman, C. S., &amp; Wier, B. (2020). Healthy lifestyle as a coping mechanism for job demands in public accounting. </w:t>
-      </w:r>
-      <w:r>
-        <w:rPr>
-          <w:rFonts w:ascii="Times New Roman" w:hAnsi="Times New Roman" w:cs="Times New Roman"/>
-          <w:i/>
-          <w:iCs/>
-          <w:sz w:val="22"/>
-          <w:szCs w:val="22"/>
-        </w:rPr>
-        <w:t>Behavioral Research in Accounting</w:t>
-      </w:r>
-      <w:r>
-        <w:rPr>
-          <w:rFonts w:ascii="Times New Roman" w:hAnsi="Times New Roman" w:cs="Times New Roman"/>
-          <w:sz w:val="22"/>
-          <w:szCs w:val="22"/>
-        </w:rPr>
-        <w:t xml:space="preserve">, </w:t>
-      </w:r>
-      <w:r>
-        <w:rPr>
-          <w:rFonts w:ascii="Times New Roman" w:hAnsi="Times New Roman" w:cs="Times New Roman"/>
-          <w:i/>
-          <w:iCs/>
-          <w:sz w:val="22"/>
-          <w:szCs w:val="22"/>
-        </w:rPr>
-        <w:t>32</w:t>
-      </w:r>
-      <w:r>
-        <w:rPr>
-          <w:rFonts w:ascii="Times New Roman" w:hAnsi="Times New Roman" w:cs="Times New Roman"/>
-          <w:sz w:val="22"/>
-          <w:szCs w:val="22"/>
-        </w:rPr>
-        <w:t>(1), 109–124.</w:t>
+        <w:t xml:space="preserve">(1), 21–41.</w:t>
       </w:r>
     </w:p>
     <w:p>
@@ -14621,7 +13685,7 @@
           <w:sz w:val="22"/>
           <w:szCs w:val="22"/>
         </w:rPr>
-        <w:t xml:space="preserve">Khan, H., Khan, I., &amp; Zaman, U. (2020). Impact of transformational leadership on work performance: The mediating role of emotional exhaustion. </w:t>
+        <w:t xml:space="preserve">Khan, H., Rehmat, M., Butt, T. H., Farooqi, S., &amp; Asim, J. (2020). Impact of transformational leadership on work performance, burnout and social loafing: A mediation model. </w:t>
       </w:r>
       <w:r>
         <w:rPr>
@@ -14631,7 +13695,7 @@
           <w:sz w:val="22"/>
           <w:szCs w:val="22"/>
         </w:rPr>
-        <w:t>Future Business Journal</w:t>
+        <w:t xml:space="preserve">Future Business Journal, 6</w:t>
       </w:r>
       <w:r>
         <w:rPr>
@@ -14639,37 +13703,8 @@
           <w:sz w:val="22"/>
           <w:szCs w:val="22"/>
         </w:rPr>
-        <w:t xml:space="preserve">, </w:t>
-      </w:r>
-      <w:r>
-        <w:rPr>
-          <w:rFonts w:ascii="Times New Roman" w:hAnsi="Times New Roman" w:cs="Times New Roman"/>
-          <w:i/>
-          <w:iCs/>
-          <w:sz w:val="22"/>
-          <w:szCs w:val="22"/>
-        </w:rPr>
-        <w:t>6</w:t>
-      </w:r>
-      <w:r>
-        <w:rPr>
-          <w:rFonts w:ascii="Times New Roman" w:hAnsi="Times New Roman" w:cs="Times New Roman"/>
-          <w:sz w:val="22"/>
-          <w:szCs w:val="22"/>
-        </w:rPr>
-        <w:t xml:space="preserve">(1), 43. </w:t>
-      </w:r>
-      <w:hyperlink r:id="rId35" w:tgtFrame="_blank" w:history="1">
-        <w:r>
-          <w:rPr>
-            <w:rStyle w:val="Hyperlink"/>
-            <w:rFonts w:ascii="Times New Roman" w:hAnsi="Times New Roman" w:cs="Times New Roman"/>
-            <w:sz w:val="22"/>
-            <w:szCs w:val="22"/>
-          </w:rPr>
-          <w:t>https://doi.org/10.1186/s43093-020-00043-8</w:t>
-        </w:r>
-      </w:hyperlink>
+        <w:t xml:space="preserve">, Article 40. https://doi.org/10.1186/s43093-020-00043-8</w:t>
+      </w:r>
     </w:p>
     <w:p>
       <w:pPr>
@@ -15093,7 +14128,7 @@
           <w:sz w:val="22"/>
           <w:szCs w:val="22"/>
         </w:rPr>
-        <w:t xml:space="preserve">Meyer, K. (1993). Estimates of covariance components for growth traits of Australian Charolais cattle. </w:t>
+        <w:t xml:space="preserve">Meyer, J. P., &amp; Allen, N. J. (1997). </w:t>
       </w:r>
       <w:r>
         <w:rPr>
@@ -15103,7 +14138,7 @@
           <w:sz w:val="22"/>
           <w:szCs w:val="22"/>
         </w:rPr>
-        <w:t>Crop and Pasture Science</w:t>
+        <w:t xml:space="preserve">Commitment in the workplace: Theory, research, and application</w:t>
       </w:r>
       <w:r>
         <w:rPr>
@@ -15111,7 +14146,22 @@
           <w:sz w:val="22"/>
           <w:szCs w:val="22"/>
         </w:rPr>
-        <w:t xml:space="preserve">, </w:t>
+        <w:t xml:space="preserve">. Sage Publications.</w:t>
+      </w:r>
+    </w:p>
+    <w:p>
+      <w:pPr>
+        <w:bidi w:val="0"/>
+        <w:ind w:left="510" w:hanging="510"/>
+        <w:jc w:val="both"/>
+      </w:pPr>
+      <w:r>
+        <w:rPr>
+          <w:rFonts w:ascii="Times New Roman" w:hAnsi="Times New Roman" w:cs="Times New Roman"/>
+          <w:sz w:val="22"/>
+          <w:szCs w:val="22"/>
+        </w:rPr>
+        <w:t xml:space="preserve">Meyer, J. P., Allen, N. J., &amp; Smith, C. A. (1993). Commitment to organizations and occupations: Extension and test of a three-component conceptualization. </w:t>
       </w:r>
       <w:r>
         <w:rPr>
@@ -15121,7 +14171,7 @@
           <w:sz w:val="22"/>
           <w:szCs w:val="22"/>
         </w:rPr>
-        <w:t>44</w:t>
+        <w:t xml:space="preserve">Journal of Applied Psychology, 78</w:t>
       </w:r>
       <w:r>
         <w:rPr>
@@ -15129,63 +14179,8 @@
           <w:sz w:val="22"/>
           <w:szCs w:val="22"/>
         </w:rPr>
-        <w:t xml:space="preserve">(7), 1501–1508. </w:t>
-      </w:r>
-      <w:hyperlink r:id="rId41" w:tgtFrame="_blank" w:history="1">
-        <w:r>
-          <w:rPr>
-            <w:rStyle w:val="Hyperlink"/>
-            <w:rFonts w:ascii="Times New Roman" w:hAnsi="Times New Roman" w:cs="Times New Roman"/>
-            <w:sz w:val="22"/>
-            <w:szCs w:val="22"/>
-          </w:rPr>
-          <w:t>https://doi.org/10.1071/AR9931501</w:t>
-        </w:r>
-      </w:hyperlink>
-    </w:p>
-    <w:p>
-      <w:pPr>
-        <w:bidi w:val="0"/>
-        <w:ind w:left="510" w:hanging="510"/>
-        <w:jc w:val="both"/>
-      </w:pPr>
-      <w:r>
-        <w:rPr>
-          <w:rFonts w:ascii="Times New Roman" w:hAnsi="Times New Roman" w:cs="Times New Roman"/>
-          <w:sz w:val="22"/>
-          <w:szCs w:val="22"/>
-        </w:rPr>
-        <w:t xml:space="preserve">Meyer, S. E., Allen, P. S., &amp; Beckstead, J. (1997). Seed germination regulation in Bromus tectorum (Poaceae) and its ecological significance. </w:t>
-      </w:r>
-      <w:r>
-        <w:rPr>
-          <w:rFonts w:ascii="Times New Roman" w:hAnsi="Times New Roman" w:cs="Times New Roman"/>
-          <w:i/>
-          <w:iCs/>
-          <w:sz w:val="22"/>
-          <w:szCs w:val="22"/>
-        </w:rPr>
-        <w:t>Oikos</w:t>
-      </w:r>
-      <w:r>
-        <w:rPr>
-          <w:rFonts w:ascii="Times New Roman" w:hAnsi="Times New Roman" w:cs="Times New Roman"/>
-          <w:sz w:val="22"/>
-          <w:szCs w:val="22"/>
-        </w:rPr>
-        <w:t xml:space="preserve">, 475–485. </w:t>
-      </w:r>
-      <w:hyperlink r:id="rId42" w:tgtFrame="_blank" w:history="1">
-        <w:r>
-          <w:rPr>
-            <w:rStyle w:val="Hyperlink"/>
-            <w:rFonts w:ascii="Times New Roman" w:hAnsi="Times New Roman" w:cs="Times New Roman"/>
-            <w:sz w:val="22"/>
-            <w:szCs w:val="22"/>
-          </w:rPr>
-          <w:t>https://doi.org/10.2307/3545609</w:t>
-        </w:r>
-      </w:hyperlink>
+        <w:t xml:space="preserve">(4), 538–551. https://doi.org/10.1037/0021-9010.78.4.538</w:t>
+      </w:r>
     </w:p>
     <w:p>
       <w:pPr>
@@ -15276,7 +14271,7 @@
           <w:sz w:val="22"/>
           <w:szCs w:val="22"/>
         </w:rPr>
-        <w:t xml:space="preserve">Persellin, J., Ray, T., Schmidt, J., &amp; Wilkins, M. S. (2019). The causes and consequences of auditor burnout. </w:t>
+        <w:t xml:space="preserve">Persellin, J. S., Schmidt, J. J., Vandervelde, S. D., &amp; Wilkins, M. S. (2019). Auditor perceptions of audit workloads, audit quality, and job satisfaction. </w:t>
       </w:r>
       <w:r>
         <w:rPr>
@@ -15286,7 +14281,7 @@
           <w:sz w:val="22"/>
           <w:szCs w:val="22"/>
         </w:rPr>
-        <w:t>Accounting Horizons</w:t>
+        <w:t xml:space="preserve">Accounting Horizons, 33</w:t>
       </w:r>
       <w:r>
         <w:rPr>
@@ -15294,7 +14289,7 @@
           <w:sz w:val="22"/>
           <w:szCs w:val="22"/>
         </w:rPr>
-        <w:t>.</w:t>
+        <w:t xml:space="preserve">(4), 95–117.</w:t>
       </w:r>
     </w:p>
     <w:p>
@@ -15594,7 +14589,7 @@
           <w:sz w:val="22"/>
           <w:szCs w:val="22"/>
         </w:rPr>
-        <w:t xml:space="preserve">Sweeney, J. T., &amp; Summers, S. L. (2020). The effect of team dynamics on auditor burnout and performance. </w:t>
+        <w:t xml:space="preserve">Sweeney, J. T., &amp; Summers, S. L. (2002). The effect of busy season workload on public accountants' job burnout. </w:t>
       </w:r>
       <w:r>
         <w:rPr>
@@ -15604,7 +14599,7 @@
           <w:sz w:val="22"/>
           <w:szCs w:val="22"/>
         </w:rPr>
-        <w:t>Auditing: A Journal of Practice &amp; Theory</w:t>
+        <w:t xml:space="preserve">Behavioral Research in Accounting, 14</w:t>
       </w:r>
       <w:r>
         <w:rPr>
@@ -15612,7 +14607,7 @@
           <w:sz w:val="22"/>
           <w:szCs w:val="22"/>
         </w:rPr>
-        <w:t>.</w:t>
+        <w:t xml:space="preserve">(1), 223–245.</w:t>
       </w:r>
     </w:p>
     <w:p>
@@ -15799,68 +14794,6 @@
           <w:sz w:val="22"/>
           <w:szCs w:val="22"/>
         </w:rPr>
-        <w:t xml:space="preserve">Wicaksana, D. P., &amp; Wijayanti, A. (2025). The effect of work-family conflict on auditor performance with emotional exhaustion and job satisfaction as mediating variables in auditors who work in public accounting firms (KAP) in Jakarta. </w:t>
-      </w:r>
-      <w:r>
-        <w:rPr>
-          <w:rFonts w:ascii="Times New Roman" w:hAnsi="Times New Roman" w:cs="Times New Roman"/>
-          <w:i/>
-          <w:iCs/>
-          <w:sz w:val="22"/>
-          <w:szCs w:val="22"/>
-        </w:rPr>
-        <w:t>International Journal of Research on Finance &amp; Business</w:t>
-      </w:r>
-      <w:r>
-        <w:rPr>
-          <w:rFonts w:ascii="Times New Roman" w:hAnsi="Times New Roman" w:cs="Times New Roman"/>
-          <w:sz w:val="22"/>
-          <w:szCs w:val="22"/>
-        </w:rPr>
-        <w:t xml:space="preserve">, </w:t>
-      </w:r>
-      <w:r>
-        <w:rPr>
-          <w:rFonts w:ascii="Times New Roman" w:hAnsi="Times New Roman" w:cs="Times New Roman"/>
-          <w:i/>
-          <w:iCs/>
-          <w:sz w:val="22"/>
-          <w:szCs w:val="22"/>
-        </w:rPr>
-        <w:t>4</w:t>
-      </w:r>
-      <w:r>
-        <w:rPr>
-          <w:rFonts w:ascii="Times New Roman" w:hAnsi="Times New Roman" w:cs="Times New Roman"/>
-          <w:sz w:val="22"/>
-          <w:szCs w:val="22"/>
-        </w:rPr>
-        <w:t xml:space="preserve">(1), 196–213. </w:t>
-      </w:r>
-      <w:hyperlink r:id="rId49" w:tgtFrame="_blank" w:history="1">
-        <w:r>
-          <w:rPr>
-            <w:rStyle w:val="Hyperlink"/>
-            <w:rFonts w:ascii="Times New Roman" w:hAnsi="Times New Roman" w:cs="Times New Roman"/>
-            <w:sz w:val="22"/>
-            <w:szCs w:val="22"/>
-          </w:rPr>
-          <w:t>https://doi.org/10.70575/ijrfb.v4i1.46</w:t>
-        </w:r>
-      </w:hyperlink>
-    </w:p>
-    <w:p>
-      <w:pPr>
-        <w:bidi w:val="0"/>
-        <w:ind w:left="510" w:hanging="510"/>
-        <w:jc w:val="both"/>
-      </w:pPr>
-      <w:r>
-        <w:rPr>
-          <w:rFonts w:ascii="Times New Roman" w:hAnsi="Times New Roman" w:cs="Times New Roman"/>
-          <w:sz w:val="22"/>
-          <w:szCs w:val="22"/>
-        </w:rPr>
         <w:t xml:space="preserve">Young, J., Landeweerd, J. A., &amp; Nijhuis, F. J. N. (1993). Construction and validation of the questionnaire for the project autonomy at work. </w:t>
       </w:r>
       <w:r>
@@ -16071,7 +15004,7 @@
           <w:sz w:val="18"/>
           <w:szCs w:val="18"/>
         </w:rPr>
-        <w:t xml:space="preserve">The conceptual model showed a good fit to the data (RMSEA = 0.049; χ²/df = 1.508). Job demands had a positive and significant effect on auditors' emotional exhaustion (β = 0.522; p &lt; 0.001; f² = 0.463). This result shows that intense busy seasons and strict standards are the main source of cognitive pressure and emotional depletion for auditors. Contrary to the traditional expectation, affective commitment had no protective role and significantly intensified emotional exhaustion (β = 0.35; p &lt; 0.001; f² = 0.208). This paradoxical finding can be explained by the self-depleting phenomenon and the efforts beyond capacity made by committed auditors. Among the dimensions of intragroup conflicts, its hidden consequences made the largest contribution to psychological burnout (β = 0.578; p &lt; 0.001; f² = 0.568). The effect sizes of job demands and intragroup conflicts were large, and the effect size of affective commitment was medium. All structural paths were significant at the 99 percent confidence level.</w:t>
+        <w:t xml:space="preserve">The conceptual model showed a good fit to the data (RMSEA = 0.019; χ²/df = 1.077). Job demands had a positive and significant effect on auditors' emotional exhaustion (β = 0.522; p &lt; 0.001; f² = 0.463). This result shows that intense busy seasons and strict standards are the main source of cognitive pressure and emotional depletion for auditors. Contrary to the traditional expectation, affective commitment had no protective role and significantly intensified emotional exhaustion (β = 0.35; p &lt; 0.001; f² = 0.208). This paradoxical finding can be explained by the self-depleting phenomenon and the efforts beyond capacity made by committed auditors. Among the dimensions of intragroup conflicts, its hidden consequences made the largest contribution to psychological burnout (β = 0.578; p &lt; 0.001; f² = 0.568). The effect sizes of job demands and intragroup conflicts were large, and the effect size of affective commitment was medium. All structural paths were significant at the 99 percent confidence level.</w:t>
       </w:r>
     </w:p>
     <w:p>

--- a/output/paper_journal_format.docx
+++ b/output/paper_journal_format.docx
@@ -6767,708 +6767,11 @@
     </w:p>
     <w:p>
       <w:pPr>
-        <w:pStyle w:val="a6"/>
-        <w:keepNext/>
-        <w:spacing w:before="160" w:after="60"/>
-        <w:ind w:left="0" w:right="0"/>
-        <w:jc w:val="center"/>
-      </w:pPr>
-      <w:r>
-        <w:rPr>
-          <w:rFonts w:ascii="Times New Roman" w:hAnsi="Times New Roman" w:cs="B Mitra"/>
-          <w:b/>
-          <w:bCs/>
-          <w:sz w:val="20"/>
-          <w:szCs w:val="20"/>
-          <w:rtl/>
-        </w:rPr>
-        <w:t xml:space="preserve">جدول ۲. روایی تمایز به روش فورن</w:t>
-      </w:r>
-      <w:r>
-        <w:rPr>
-          <w:rFonts w:ascii="Times New Roman" w:hAnsi="Times New Roman" w:cs="B Mitra"/>
-          <w:b/>
-          <w:bCs/>
-          <w:sz w:val="20"/>
-          <w:szCs w:val="20"/>
-          <w:rtl/>
-        </w:rPr>
-        <w:t>ل</w:t>
-      </w:r>
-      <w:r>
-        <w:rPr>
-          <w:rFonts w:ascii="Times New Roman" w:hAnsi="Times New Roman" w:cs="B Mitra"/>
-          <w:b/>
-          <w:bCs/>
-          <w:sz w:val="20"/>
-          <w:szCs w:val="20"/>
-          <w:rtl/>
-        </w:rPr>
-        <w:t xml:space="preserve"> - </w:t>
-      </w:r>
-      <w:r>
-        <w:rPr>
-          <w:rFonts w:ascii="Times New Roman" w:hAnsi="Times New Roman" w:cs="B Mitra"/>
-          <w:b/>
-          <w:bCs/>
-          <w:sz w:val="20"/>
-          <w:szCs w:val="20"/>
-          <w:rtl/>
-        </w:rPr>
-        <w:t>لارکر</w:t>
-      </w:r>
-    </w:p>
-    <w:tbl>
-      <w:tblPr>
-        <w:tblStyle w:val="PlainTable1"/>
-        <w:bidiVisual/>
-        <w:tblW w:w="5000" w:type="pct"/>
-        <w:tblLook w:val="04A0" w:firstRow="1" w:lastRow="0" w:firstColumn="1" w:lastColumn="0" w:noHBand="0" w:noVBand="1"/>
-      </w:tblPr>
-      <w:tblGrid>
-        <w:gridCol w:w="2128"/>
-        <w:gridCol w:w="1757"/>
-        <w:gridCol w:w="1605"/>
-        <w:gridCol w:w="1468"/>
-        <w:gridCol w:w="2059"/>
-      </w:tblGrid>
-      <w:tr>
-        <w:trPr>
-          <w:cnfStyle w:val="100000000000" w:firstRow="1" w:lastRow="0" w:firstColumn="0" w:lastColumn="0" w:oddVBand="0" w:evenVBand="0" w:oddHBand="0" w:evenHBand="0" w:firstRowFirstColumn="0" w:firstRowLastColumn="0" w:lastRowFirstColumn="0" w:lastRowLastColumn="0"/>
-        </w:trPr>
-        <w:tc>
-          <w:tcPr>
-            <w:cnfStyle w:val="001000000000" w:firstRow="0" w:lastRow="0" w:firstColumn="1" w:lastColumn="0" w:oddVBand="0" w:evenVBand="0" w:oddHBand="0" w:evenHBand="0" w:firstRowFirstColumn="0" w:firstRowLastColumn="0" w:lastRowFirstColumn="0" w:lastRowLastColumn="0"/>
-            <w:tcW w:w="1180" w:type="pct"/>
-            <w:vAlign w:val="center"/>
-            <w:hideMark/>
-          </w:tcPr>
-          <w:p>
-            <w:pPr>
-              <w:spacing w:before="20" w:after="20"/>
-              <w:jc w:val="center"/>
-            </w:pPr>
-            <w:r>
-              <w:rPr>
-                <w:rFonts w:ascii="Times New Roman" w:hAnsi="Times New Roman" w:cs="B Mitra"/>
-                <w:b/>
-                <w:bCs/>
-                <w:sz w:val="16"/>
-                <w:szCs w:val="20"/>
-                <w:rtl/>
-              </w:rPr>
-              <w:t>سازه پنهان</w:t>
-            </w:r>
-          </w:p>
-        </w:tc>
-        <w:tc>
-          <w:tcPr>
-            <w:tcW w:w="974" w:type="pct"/>
-            <w:vAlign w:val="center"/>
-            <w:hideMark/>
-          </w:tcPr>
-          <w:p>
-            <w:pPr>
-              <w:spacing w:before="20" w:after="20"/>
-              <w:jc w:val="center"/>
-            </w:pPr>
-            <w:r>
-              <w:rPr>
-                <w:rFonts w:ascii="Times New Roman" w:hAnsi="Times New Roman" w:cs="B Mitra"/>
-                <w:b/>
-                <w:bCs/>
-                <w:sz w:val="16"/>
-                <w:szCs w:val="20"/>
-                <w:rtl/>
-              </w:rPr>
-              <w:t>خستگی عاطفی</w:t>
-            </w:r>
-          </w:p>
-        </w:tc>
-        <w:tc>
-          <w:tcPr>
-            <w:tcW w:w="890" w:type="pct"/>
-            <w:vAlign w:val="center"/>
-            <w:hideMark/>
-          </w:tcPr>
-          <w:p>
-            <w:pPr>
-              <w:spacing w:before="20" w:after="20"/>
-              <w:jc w:val="center"/>
-            </w:pPr>
-            <w:r>
-              <w:rPr>
-                <w:rFonts w:ascii="Times New Roman" w:hAnsi="Times New Roman" w:cs="B Mitra"/>
-                <w:b/>
-                <w:bCs/>
-                <w:sz w:val="16"/>
-                <w:szCs w:val="20"/>
-                <w:rtl/>
-              </w:rPr>
-              <w:t>تقاضای شغلی</w:t>
-            </w:r>
-          </w:p>
-        </w:tc>
-        <w:tc>
-          <w:tcPr>
-            <w:tcW w:w="814" w:type="pct"/>
-            <w:vAlign w:val="center"/>
-            <w:hideMark/>
-          </w:tcPr>
-          <w:p>
-            <w:pPr>
-              <w:spacing w:before="20" w:after="20"/>
-              <w:jc w:val="center"/>
-            </w:pPr>
-            <w:r>
-              <w:rPr>
-                <w:rFonts w:ascii="Times New Roman" w:hAnsi="Times New Roman" w:cs="B Mitra"/>
-                <w:b/>
-                <w:bCs/>
-                <w:sz w:val="16"/>
-                <w:szCs w:val="20"/>
-                <w:rtl/>
-              </w:rPr>
-              <w:t>تعهد عاطفی</w:t>
-            </w:r>
-          </w:p>
-        </w:tc>
-        <w:tc>
-          <w:tcPr>
-            <w:tcW w:w="1142" w:type="pct"/>
-            <w:vAlign w:val="center"/>
-            <w:hideMark/>
-          </w:tcPr>
-          <w:p>
-            <w:pPr>
-              <w:spacing w:before="20" w:after="20"/>
-              <w:jc w:val="center"/>
-            </w:pPr>
-            <w:r>
-              <w:rPr>
-                <w:rFonts w:ascii="Times New Roman" w:hAnsi="Times New Roman" w:cs="B Mitra"/>
-                <w:b/>
-                <w:bCs/>
-                <w:sz w:val="16"/>
-                <w:szCs w:val="20"/>
-                <w:rtl/>
-              </w:rPr>
-              <w:t>نقایص کارگروهی</w:t>
-            </w:r>
-          </w:p>
-        </w:tc>
-      </w:tr>
-      <w:tr>
-        <w:trPr>
-          <w:cnfStyle w:val="000000100000" w:firstRow="0" w:lastRow="0" w:firstColumn="0" w:lastColumn="0" w:oddVBand="0" w:evenVBand="0" w:oddHBand="1" w:evenHBand="0" w:firstRowFirstColumn="0" w:firstRowLastColumn="0" w:lastRowFirstColumn="0" w:lastRowLastColumn="0"/>
-        </w:trPr>
-        <w:tc>
-          <w:tcPr>
-            <w:cnfStyle w:val="001000000000" w:firstRow="0" w:lastRow="0" w:firstColumn="1" w:lastColumn="0" w:oddVBand="0" w:evenVBand="0" w:oddHBand="0" w:evenHBand="0" w:firstRowFirstColumn="0" w:firstRowLastColumn="0" w:lastRowFirstColumn="0" w:lastRowLastColumn="0"/>
-            <w:tcW w:w="1180" w:type="pct"/>
-            <w:vAlign w:val="center"/>
-            <w:hideMark/>
-          </w:tcPr>
-          <w:p>
-            <w:pPr>
-              <w:spacing w:before="20" w:after="20"/>
-              <w:jc w:val="center"/>
-            </w:pPr>
-            <w:r>
-              <w:rPr>
-                <w:rFonts w:ascii="Times New Roman" w:hAnsi="Times New Roman" w:cs="B Mitra"/>
-                <w:sz w:val="16"/>
-                <w:szCs w:val="20"/>
-                <w:rtl/>
-              </w:rPr>
-              <w:t>خستگی عاطفی</w:t>
-            </w:r>
-          </w:p>
-        </w:tc>
-        <w:tc>
-          <w:tcPr>
-            <w:tcW w:w="974" w:type="pct"/>
-            <w:vAlign w:val="center"/>
-            <w:hideMark/>
-          </w:tcPr>
-          <w:p>
-            <w:pPr>
-              <w:spacing w:before="20" w:after="20"/>
-              <w:jc w:val="center"/>
-            </w:pPr>
-            <w:r>
-              <w:rPr>
-                <w:rFonts w:ascii="Times New Roman" w:hAnsi="Times New Roman" w:cs="B Mitra"/>
-                <w:sz w:val="16"/>
-                <w:szCs w:val="20"/>
-                <w:rtl/>
-              </w:rPr>
-              <w:t xml:space="preserve"> (</w:t>
-            </w:r>
-            <w:r>
-              <w:rPr>
-                <w:rFonts w:ascii="Times New Roman" w:hAnsi="Times New Roman" w:cs="B Mitra"/>
-                <w:sz w:val="16"/>
-                <w:szCs w:val="20"/>
-                <w:rtl/>
-              </w:rPr>
-              <w:t>۰/۶۷۹</w:t>
-            </w:r>
-            <w:r>
-              <w:rPr>
-                <w:rFonts w:ascii="Times New Roman" w:hAnsi="Times New Roman" w:cs="B Mitra"/>
-                <w:sz w:val="16"/>
-                <w:szCs w:val="20"/>
-                <w:rtl/>
-              </w:rPr>
-              <w:t>)</w:t>
-            </w:r>
-          </w:p>
-        </w:tc>
-        <w:tc>
-          <w:tcPr>
-            <w:tcW w:w="890" w:type="pct"/>
-            <w:vAlign w:val="center"/>
-            <w:hideMark/>
-          </w:tcPr>
-          <w:p>
-            <w:pPr>
-              <w:spacing w:before="20" w:after="20"/>
-              <w:jc w:val="center"/>
-            </w:pPr>
-          </w:p>
-        </w:tc>
-        <w:tc>
-          <w:tcPr>
-            <w:tcW w:w="814" w:type="pct"/>
-            <w:vAlign w:val="center"/>
-            <w:hideMark/>
-          </w:tcPr>
-          <w:p>
-            <w:pPr>
-              <w:spacing w:before="20" w:after="20"/>
-              <w:jc w:val="center"/>
-            </w:pPr>
-          </w:p>
-        </w:tc>
-        <w:tc>
-          <w:tcPr>
-            <w:tcW w:w="1142" w:type="pct"/>
-            <w:vAlign w:val="center"/>
-            <w:hideMark/>
-          </w:tcPr>
-          <w:p>
-            <w:pPr>
-              <w:spacing w:before="20" w:after="20"/>
-              <w:jc w:val="center"/>
-            </w:pPr>
-          </w:p>
-        </w:tc>
-      </w:tr>
-      <w:tr>
-        <w:tc>
-          <w:tcPr>
-            <w:cnfStyle w:val="001000000000" w:firstRow="0" w:lastRow="0" w:firstColumn="1" w:lastColumn="0" w:oddVBand="0" w:evenVBand="0" w:oddHBand="0" w:evenHBand="0" w:firstRowFirstColumn="0" w:firstRowLastColumn="0" w:lastRowFirstColumn="0" w:lastRowLastColumn="0"/>
-            <w:tcW w:w="1180" w:type="pct"/>
-            <w:vAlign w:val="center"/>
-            <w:hideMark/>
-          </w:tcPr>
-          <w:p>
-            <w:pPr>
-              <w:spacing w:before="20" w:after="20"/>
-              <w:jc w:val="center"/>
-            </w:pPr>
-            <w:r>
-              <w:rPr>
-                <w:rFonts w:ascii="Times New Roman" w:hAnsi="Times New Roman" w:cs="B Mitra"/>
-                <w:sz w:val="16"/>
-                <w:szCs w:val="20"/>
-                <w:rtl/>
-              </w:rPr>
-              <w:t>تقاضای شغلی</w:t>
-            </w:r>
-          </w:p>
-        </w:tc>
-        <w:tc>
-          <w:tcPr>
-            <w:tcW w:w="974" w:type="pct"/>
-            <w:vAlign w:val="center"/>
-            <w:hideMark/>
-          </w:tcPr>
-          <w:p>
-            <w:pPr>
-              <w:spacing w:before="20" w:after="20"/>
-              <w:jc w:val="center"/>
-            </w:pPr>
-            <w:r>
-              <w:rPr>
-                <w:rFonts w:ascii="Times New Roman" w:hAnsi="Times New Roman" w:cs="B Mitra"/>
-                <w:sz w:val="16"/>
-                <w:szCs w:val="20"/>
-                <w:rtl/>
-              </w:rPr>
-              <w:t>۰/۳۶۲</w:t>
-            </w:r>
-          </w:p>
-        </w:tc>
-        <w:tc>
-          <w:tcPr>
-            <w:tcW w:w="890" w:type="pct"/>
-            <w:vAlign w:val="center"/>
-            <w:hideMark/>
-          </w:tcPr>
-          <w:p>
-            <w:pPr>
-              <w:spacing w:before="20" w:after="20"/>
-              <w:jc w:val="center"/>
-            </w:pPr>
-            <w:r>
-              <w:rPr>
-                <w:rFonts w:ascii="Times New Roman" w:hAnsi="Times New Roman" w:cs="B Mitra"/>
-                <w:sz w:val="16"/>
-                <w:szCs w:val="20"/>
-                <w:rtl/>
-              </w:rPr>
-              <w:t xml:space="preserve"> (</w:t>
-            </w:r>
-            <w:r>
-              <w:rPr>
-                <w:rFonts w:ascii="Times New Roman" w:hAnsi="Times New Roman" w:cs="B Mitra"/>
-                <w:sz w:val="16"/>
-                <w:szCs w:val="20"/>
-                <w:rtl/>
-              </w:rPr>
-              <w:t>۰/۷۵۶</w:t>
-            </w:r>
-            <w:r>
-              <w:rPr>
-                <w:rFonts w:ascii="Times New Roman" w:hAnsi="Times New Roman" w:cs="B Mitra"/>
-                <w:sz w:val="16"/>
-                <w:szCs w:val="20"/>
-                <w:rtl/>
-              </w:rPr>
-              <w:t>)</w:t>
-            </w:r>
-          </w:p>
-        </w:tc>
-        <w:tc>
-          <w:tcPr>
-            <w:tcW w:w="814" w:type="pct"/>
-            <w:vAlign w:val="center"/>
-            <w:hideMark/>
-          </w:tcPr>
-          <w:p>
-            <w:pPr>
-              <w:spacing w:before="20" w:after="20"/>
-              <w:jc w:val="center"/>
-            </w:pPr>
-          </w:p>
-        </w:tc>
-        <w:tc>
-          <w:tcPr>
-            <w:tcW w:w="1142" w:type="pct"/>
-            <w:vAlign w:val="center"/>
-            <w:hideMark/>
-          </w:tcPr>
-          <w:p>
-            <w:pPr>
-              <w:spacing w:before="20" w:after="20"/>
-              <w:jc w:val="center"/>
-            </w:pPr>
-          </w:p>
-        </w:tc>
-      </w:tr>
-      <w:tr>
-        <w:trPr>
-          <w:cnfStyle w:val="000000100000" w:firstRow="0" w:lastRow="0" w:firstColumn="0" w:lastColumn="0" w:oddVBand="0" w:evenVBand="0" w:oddHBand="1" w:evenHBand="0" w:firstRowFirstColumn="0" w:firstRowLastColumn="0" w:lastRowFirstColumn="0" w:lastRowLastColumn="0"/>
-        </w:trPr>
-        <w:tc>
-          <w:tcPr>
-            <w:cnfStyle w:val="001000000000" w:firstRow="0" w:lastRow="0" w:firstColumn="1" w:lastColumn="0" w:oddVBand="0" w:evenVBand="0" w:oddHBand="0" w:evenHBand="0" w:firstRowFirstColumn="0" w:firstRowLastColumn="0" w:lastRowFirstColumn="0" w:lastRowLastColumn="0"/>
-            <w:tcW w:w="1180" w:type="pct"/>
-            <w:vAlign w:val="center"/>
-            <w:hideMark/>
-          </w:tcPr>
-          <w:p>
-            <w:pPr>
-              <w:spacing w:before="20" w:after="20"/>
-              <w:jc w:val="center"/>
-            </w:pPr>
-            <w:r>
-              <w:rPr>
-                <w:rFonts w:ascii="Times New Roman" w:hAnsi="Times New Roman" w:cs="B Mitra"/>
-                <w:sz w:val="16"/>
-                <w:szCs w:val="20"/>
-                <w:rtl/>
-              </w:rPr>
-              <w:t>تعهد عاطفی</w:t>
-            </w:r>
-          </w:p>
-        </w:tc>
-        <w:tc>
-          <w:tcPr>
-            <w:tcW w:w="974" w:type="pct"/>
-            <w:vAlign w:val="center"/>
-            <w:hideMark/>
-          </w:tcPr>
-          <w:p>
-            <w:pPr>
-              <w:spacing w:before="20" w:after="20"/>
-              <w:jc w:val="center"/>
-            </w:pPr>
-            <w:r>
-              <w:rPr>
-                <w:rFonts w:ascii="Times New Roman" w:hAnsi="Times New Roman" w:cs="B Mitra"/>
-                <w:sz w:val="16"/>
-                <w:szCs w:val="20"/>
-                <w:rtl/>
-              </w:rPr>
-              <w:t>۰/۲۳۰</w:t>
-            </w:r>
-          </w:p>
-        </w:tc>
-        <w:tc>
-          <w:tcPr>
-            <w:tcW w:w="890" w:type="pct"/>
-            <w:vAlign w:val="center"/>
-            <w:hideMark/>
-          </w:tcPr>
-          <w:p>
-            <w:pPr>
-              <w:spacing w:before="20" w:after="20"/>
-              <w:jc w:val="center"/>
-            </w:pPr>
-            <w:r>
-              <w:rPr>
-                <w:rFonts w:ascii="Times New Roman" w:hAnsi="Times New Roman" w:cs="B Mitra"/>
-                <w:sz w:val="16"/>
-                <w:szCs w:val="20"/>
-                <w:rtl/>
-              </w:rPr>
-              <w:t>۰/۰۴۲</w:t>
-            </w:r>
-            <w:r>
-              <w:rPr>
-                <w:rFonts w:ascii="Times New Roman" w:hAnsi="Times New Roman" w:cs="B Mitra"/>
-                <w:sz w:val="16"/>
-                <w:szCs w:val="20"/>
-                <w:rtl/>
-              </w:rPr>
-              <w:t>-</w:t>
-            </w:r>
-          </w:p>
-        </w:tc>
-        <w:tc>
-          <w:tcPr>
-            <w:tcW w:w="814" w:type="pct"/>
-            <w:vAlign w:val="center"/>
-            <w:hideMark/>
-          </w:tcPr>
-          <w:p>
-            <w:pPr>
-              <w:spacing w:before="20" w:after="20"/>
-              <w:jc w:val="center"/>
-            </w:pPr>
-            <w:r>
-              <w:rPr>
-                <w:rFonts w:ascii="Times New Roman" w:hAnsi="Times New Roman" w:cs="B Mitra"/>
-                <w:sz w:val="16"/>
-                <w:szCs w:val="20"/>
-                <w:rtl/>
-              </w:rPr>
-              <w:t xml:space="preserve"> (</w:t>
-            </w:r>
-            <w:r>
-              <w:rPr>
-                <w:rFonts w:ascii="Times New Roman" w:hAnsi="Times New Roman" w:cs="B Mitra"/>
-                <w:sz w:val="16"/>
-                <w:szCs w:val="20"/>
-                <w:rtl/>
-              </w:rPr>
-              <w:t>۰/۷۷۱</w:t>
-            </w:r>
-            <w:r>
-              <w:rPr>
-                <w:rFonts w:ascii="Times New Roman" w:hAnsi="Times New Roman" w:cs="B Mitra"/>
-                <w:sz w:val="16"/>
-                <w:szCs w:val="20"/>
-                <w:rtl/>
-              </w:rPr>
-              <w:t>)</w:t>
-            </w:r>
-          </w:p>
-        </w:tc>
-        <w:tc>
-          <w:tcPr>
-            <w:tcW w:w="1142" w:type="pct"/>
-            <w:vAlign w:val="center"/>
-            <w:hideMark/>
-          </w:tcPr>
-          <w:p>
-            <w:pPr>
-              <w:spacing w:before="20" w:after="20"/>
-              <w:jc w:val="center"/>
-            </w:pPr>
-          </w:p>
-        </w:tc>
-      </w:tr>
-      <w:tr>
-        <w:tc>
-          <w:tcPr>
-            <w:cnfStyle w:val="001000000000" w:firstRow="0" w:lastRow="0" w:firstColumn="1" w:lastColumn="0" w:oddVBand="0" w:evenVBand="0" w:oddHBand="0" w:evenHBand="0" w:firstRowFirstColumn="0" w:firstRowLastColumn="0" w:lastRowFirstColumn="0" w:lastRowLastColumn="0"/>
-            <w:tcW w:w="1180" w:type="pct"/>
-            <w:vAlign w:val="center"/>
-            <w:hideMark/>
-          </w:tcPr>
-          <w:p>
-            <w:pPr>
-              <w:spacing w:before="20" w:after="20"/>
-              <w:jc w:val="center"/>
-            </w:pPr>
-            <w:r>
-              <w:rPr>
-                <w:rFonts w:ascii="Times New Roman" w:hAnsi="Times New Roman" w:cs="B Mitra"/>
-                <w:sz w:val="16"/>
-                <w:szCs w:val="20"/>
-                <w:rtl/>
-              </w:rPr>
-              <w:t>نقایص کارگروهی</w:t>
-            </w:r>
-          </w:p>
-        </w:tc>
-        <w:tc>
-          <w:tcPr>
-            <w:tcW w:w="974" w:type="pct"/>
-            <w:vAlign w:val="center"/>
-            <w:hideMark/>
-          </w:tcPr>
-          <w:p>
-            <w:pPr>
-              <w:spacing w:before="20" w:after="20"/>
-              <w:jc w:val="center"/>
-            </w:pPr>
-            <w:r>
-              <w:rPr>
-                <w:rFonts w:ascii="Times New Roman" w:hAnsi="Times New Roman" w:cs="B Mitra"/>
-                <w:sz w:val="16"/>
-                <w:szCs w:val="20"/>
-                <w:rtl/>
-              </w:rPr>
-              <w:t>۰/۳۷۲</w:t>
-            </w:r>
-          </w:p>
-        </w:tc>
-        <w:tc>
-          <w:tcPr>
-            <w:tcW w:w="890" w:type="pct"/>
-            <w:vAlign w:val="center"/>
-            <w:hideMark/>
-          </w:tcPr>
-          <w:p>
-            <w:pPr>
-              <w:spacing w:before="20" w:after="20"/>
-              <w:jc w:val="center"/>
-            </w:pPr>
-            <w:r>
-              <w:rPr>
-                <w:rFonts w:ascii="Times New Roman" w:hAnsi="Times New Roman" w:cs="B Mitra"/>
-                <w:sz w:val="16"/>
-                <w:szCs w:val="20"/>
-                <w:rtl/>
-              </w:rPr>
-              <w:t>۰/۱۵۶</w:t>
-            </w:r>
-            <w:r>
-              <w:rPr>
-                <w:rFonts w:ascii="Times New Roman" w:hAnsi="Times New Roman" w:cs="B Mitra"/>
-                <w:sz w:val="16"/>
-                <w:szCs w:val="20"/>
-                <w:rtl/>
-              </w:rPr>
-              <w:t>-</w:t>
-            </w:r>
-          </w:p>
-        </w:tc>
-        <w:tc>
-          <w:tcPr>
-            <w:tcW w:w="814" w:type="pct"/>
-            <w:vAlign w:val="center"/>
-          </w:tcPr>
-          <w:p>
-            <w:pPr>
-              <w:spacing w:before="20" w:after="20"/>
-              <w:jc w:val="center"/>
-            </w:pPr>
-            <w:r>
-              <w:rPr>
-                <w:rFonts w:ascii="Times New Roman" w:hAnsi="Times New Roman" w:cs="B Mitra"/>
-                <w:sz w:val="16"/>
-                <w:szCs w:val="20"/>
-                <w:rtl/>
-              </w:rPr>
-              <w:t>۰/۱۲۳</w:t>
-            </w:r>
-            <w:r>
-              <w:rPr>
-                <w:rFonts w:ascii="Times New Roman" w:hAnsi="Times New Roman" w:cs="B Mitra"/>
-                <w:sz w:val="16"/>
-                <w:szCs w:val="20"/>
-                <w:rtl/>
-              </w:rPr>
-              <w:t>-</w:t>
-            </w:r>
-          </w:p>
-        </w:tc>
-        <w:tc>
-          <w:tcPr>
-            <w:tcW w:w="1142" w:type="pct"/>
-            <w:vAlign w:val="center"/>
-            <w:hideMark/>
-          </w:tcPr>
-          <w:p>
-            <w:pPr>
-              <w:spacing w:before="20" w:after="20"/>
-              <w:jc w:val="center"/>
-            </w:pPr>
-            <w:r>
-              <w:rPr>
-                <w:rFonts w:ascii="Times New Roman" w:hAnsi="Times New Roman" w:cs="B Mitra"/>
-                <w:sz w:val="16"/>
-                <w:szCs w:val="20"/>
-                <w:rtl/>
-              </w:rPr>
-              <w:t xml:space="preserve"> (</w:t>
-            </w:r>
-            <w:r>
-              <w:rPr>
-                <w:rFonts w:ascii="Times New Roman" w:hAnsi="Times New Roman" w:cs="B Mitra"/>
-                <w:sz w:val="16"/>
-                <w:szCs w:val="20"/>
-                <w:rtl/>
-              </w:rPr>
-              <w:t>۰/۵۵۹</w:t>
-            </w:r>
-            <w:r>
-              <w:rPr>
-                <w:rFonts w:ascii="Times New Roman" w:hAnsi="Times New Roman" w:cs="B Mitra"/>
-                <w:sz w:val="16"/>
-                <w:szCs w:val="20"/>
-                <w:rtl/>
-              </w:rPr>
-              <w:t>)</w:t>
-            </w:r>
-          </w:p>
-        </w:tc>
-      </w:tr>
-    </w:tbl>
-    <w:p>
-      <w:pPr>
         <w:pStyle w:val="2"/>
-        <w:spacing w:before="180"/>
       </w:pPr>
       <w:r>
         <w:rPr/>
-        <w:t xml:space="preserve">جذر AVE هر سازه (جدول ۲) از همبستگی آن با سایر سازه‌ها بزرگ‌تر است و همه مقادیر HTMT کمتر از ۰/۸۵ است (بیشترین مقدار، ۰/۴۲۰، میان نقایص کارگروهی و خستگی عاطفی)؛ بنابراین روایی تمایز تأیید می‌شود.</w:t>
+        <w:t xml:space="preserve">از میان دو معیار یادشده، HTMT گزارش می‌شود: همه مقادیر HTMT میان سازه‌ها کمتر از آستانه ۰/۸۵ است (بیشترین مقدار، ۰/۴۲۰، میان نقایص کارگروهی و خستگی عاطفی)؛ بنابراین سازه‌ها از یکدیگر متمایزند (هنسلر، رینگل و سارستد، ۲۰۱۵).</w:t>
       </w:r>
     </w:p>
     <w:p>
@@ -7585,7 +6888,7 @@
           <w:szCs w:val="20"/>
           <w:rtl/>
         </w:rPr>
-        <w:t xml:space="preserve">جدول ۳.</w:t>
+        <w:t xml:space="preserve">جدول ۲.</w:t>
       </w:r>
       <w:r>
         <w:rPr>
@@ -8673,7 +7976,7 @@
       </w:pPr>
       <w:r>
         <w:rPr/>
-        <w:t xml:space="preserve">ضرایب مسیر استاندارد، آماره t و سطح معناداری در جدول ۴ و ضرایب مسیر استانداردشده مدل در شکل ۲ آمده است.</w:t>
+        <w:t xml:space="preserve">ضرایب مسیر استاندارد، آماره t و سطح معناداری در جدول ۳ و ضرایب مسیر استانداردشده مدل در شکل ۲ آمده است.</w:t>
       </w:r>
     </w:p>
     <w:p>
@@ -8693,7 +7996,7 @@
           <w:szCs w:val="20"/>
           <w:rtl/>
         </w:rPr>
-        <w:t xml:space="preserve">جدول ۴.</w:t>
+        <w:t xml:space="preserve">جدول ۳.</w:t>
       </w:r>
       <w:r>
         <w:rPr>
@@ -13385,6 +12688,39 @@
           <w:sz w:val="22"/>
           <w:szCs w:val="22"/>
         </w:rPr>
+        <w:t xml:space="preserve">Henseler, J., Ringle, C. M., &amp; Sarstedt, M. (2015). A new criterion for assessing discriminant validity in variance-based structural equation modeling. </w:t>
+      </w:r>
+      <w:r>
+        <w:rPr>
+          <w:rFonts w:ascii="Times New Roman" w:hAnsi="Times New Roman" w:cs="Times New Roman"/>
+          <w:i/>
+          <w:iCs/>
+          <w:sz w:val="22"/>
+          <w:szCs w:val="22"/>
+        </w:rPr>
+        <w:t xml:space="preserve">Journal of the Academy of Marketing Science, 43</w:t>
+      </w:r>
+      <w:r>
+        <w:rPr>
+          <w:rFonts w:ascii="Times New Roman" w:hAnsi="Times New Roman" w:cs="Times New Roman"/>
+          <w:sz w:val="22"/>
+          <w:szCs w:val="22"/>
+        </w:rPr>
+        <w:t xml:space="preserve">(1), 115–135. https://doi.org/10.1007/s11747-014-0403-8</w:t>
+      </w:r>
+    </w:p>
+    <w:p>
+      <w:pPr>
+        <w:bidi w:val="0"/>
+        <w:ind w:left="510" w:hanging="510"/>
+        <w:jc w:val="both"/>
+      </w:pPr>
+      <w:r>
+        <w:rPr>
+          <w:rFonts w:ascii="Times New Roman" w:hAnsi="Times New Roman" w:cs="Times New Roman"/>
+          <w:sz w:val="22"/>
+          <w:szCs w:val="22"/>
+        </w:rPr>
         <w:t xml:space="preserve">Herda, D. N., &amp; Lavelle, J. J. (2012). The auditor-audit firm relationship and its effect on burnout and turnover intention. </w:t>
       </w:r>
       <w:r>

--- a/output/paper_journal_format.docx
+++ b/output/paper_journal_format.docx
@@ -864,6 +864,10 @@
           <w:rtl/>
         </w:rPr>
         <w:t xml:space="preserve">.</w:t>
+      </w:r>
+      <w:r>
+        <w:rPr/>
+        <w:t xml:space="preserve"> شواهد تجربی نیز نشان می‌دهد تعهد عاطفی بالا می‌تواند اثر محافظتی اخلاق فردی در برابر فرسودگی را تضعیف کند (سانتیاگو-تورنر، کورال-مارفیل و تارّاتس-پونس، ۲۰۲۴).</w:t>
       </w:r>
     </w:p>
     <w:p>
@@ -13706,6 +13710,39 @@
           <w:sz w:val="22"/>
           <w:szCs w:val="22"/>
         </w:rPr>
+        <w:t xml:space="preserve">Santiago-Torner, C., Corral-Marfil, J.-A., &amp; Tarrats-Pons, E. (2024). Relationship between personal ethics and burnout: The unexpected influence of affective commitment. </w:t>
+      </w:r>
+      <w:r>
+        <w:rPr>
+          <w:rFonts w:ascii="Times New Roman" w:hAnsi="Times New Roman" w:cs="Times New Roman"/>
+          <w:i/>
+          <w:iCs/>
+          <w:sz w:val="22"/>
+          <w:szCs w:val="22"/>
+        </w:rPr>
+        <w:t xml:space="preserve">Administrative Sciences, 14</w:t>
+      </w:r>
+      <w:r>
+        <w:rPr>
+          <w:rFonts w:ascii="Times New Roman" w:hAnsi="Times New Roman" w:cs="Times New Roman"/>
+          <w:sz w:val="22"/>
+          <w:szCs w:val="22"/>
+        </w:rPr>
+        <w:t xml:space="preserve">(6), 123. https://doi.org/10.3390/admsci14060123</w:t>
+      </w:r>
+    </w:p>
+    <w:p>
+      <w:pPr>
+        <w:bidi w:val="0"/>
+        <w:ind w:left="510" w:hanging="510"/>
+        <w:jc w:val="both"/>
+      </w:pPr>
+      <w:r>
+        <w:rPr>
+          <w:rFonts w:ascii="Times New Roman" w:hAnsi="Times New Roman" w:cs="Times New Roman"/>
+          <w:sz w:val="22"/>
+          <w:szCs w:val="22"/>
+        </w:rPr>
         <w:t xml:space="preserve">Schaufeli, W. B., &amp; Bakker, A. B. (2004). Job demands, job resources, and their relationship with burnout and engagement: A multi-sample study. </w:t>
       </w:r>
       <w:r>
